--- a/assets/template/Paper Template.docx
+++ b/assets/template/Paper Template.docx
@@ -1,6 +1,6 @@
 
 <file path=word/document.xml><?xml version="1.0" encoding="utf-8"?>
-<w:document xmlns:wpc="http://schemas.microsoft.com/office/word/2010/wordprocessingCanvas" xmlns:cx="http://schemas.microsoft.com/office/drawing/2014/chartex" xmlns:cx1="http://schemas.microsoft.com/office/drawing/2015/9/8/chartex" xmlns:cx2="http://schemas.microsoft.com/office/drawing/2015/10/21/chartex" xmlns:cx3="http://schemas.microsoft.com/office/drawing/2016/5/9/chartex" xmlns:cx4="http://schemas.microsoft.com/office/drawing/2016/5/10/chartex" xmlns:cx5="http://schemas.microsoft.com/office/drawing/2016/5/11/chartex" xmlns:cx6="http://schemas.microsoft.com/office/drawing/2016/5/12/chartex" xmlns:cx7="http://schemas.microsoft.com/office/drawing/2016/5/13/chartex" xmlns:cx8="http://schemas.microsoft.com/office/drawing/2016/5/14/chartex" xmlns:mc="http://schemas.openxmlformats.org/markup-compatibility/2006" xmlns:aink="http://schemas.microsoft.com/office/drawing/2016/ink" xmlns:am3d="http://schemas.microsoft.com/office/drawing/2017/model3d" xmlns:o="urn:schemas-microsoft-com:office:office" xmlns:oel="http://schemas.microsoft.com/office/2019/extlst" xmlns:r="http://schemas.openxmlformats.org/officeDocument/2006/relationships" xmlns:m="http://schemas.openxmlformats.org/officeDocument/2006/math" xmlns:v="urn:schemas-microsoft-com:vml" xmlns:wp14="http://schemas.microsoft.com/office/word/2010/wordprocessingDrawing" xmlns:wp="http://schemas.openxmlformats.org/drawingml/2006/wordprocessingDrawing" xmlns:w10="urn:schemas-microsoft-com:office:word" xmlns:w="http://schemas.openxmlformats.org/wordprocessingml/2006/main" xmlns:w14="http://schemas.microsoft.com/office/word/2010/wordml" xmlns:w15="http://schemas.microsoft.com/office/word/2012/wordml" xmlns:w16cex="http://schemas.microsoft.com/office/word/2018/wordml/cex" xmlns:w16cid="http://schemas.microsoft.com/office/word/2016/wordml/cid" xmlns:w16="http://schemas.microsoft.com/office/word/2018/wordml" xmlns:w16sdtdh="http://schemas.microsoft.com/office/word/2020/wordml/sdtdatahash" xmlns:w16se="http://schemas.microsoft.com/office/word/2015/wordml/symex" xmlns:wpg="http://schemas.microsoft.com/office/word/2010/wordprocessingGroup" xmlns:wpi="http://schemas.microsoft.com/office/word/2010/wordprocessingInk" xmlns:wne="http://schemas.microsoft.com/office/word/2006/wordml" xmlns:wps="http://schemas.microsoft.com/office/word/2010/wordprocessingShape" mc:Ignorable="w14 w15 w16se w16cid w16 w16cex w16sdtdh wp14">
+<w:document xmlns:wpc="http://schemas.microsoft.com/office/word/2010/wordprocessingCanvas" xmlns:cx="http://schemas.microsoft.com/office/drawing/2014/chartex" xmlns:cx1="http://schemas.microsoft.com/office/drawing/2015/9/8/chartex" xmlns:cx2="http://schemas.microsoft.com/office/drawing/2015/10/21/chartex" xmlns:cx3="http://schemas.microsoft.com/office/drawing/2016/5/9/chartex" xmlns:cx4="http://schemas.microsoft.com/office/drawing/2016/5/10/chartex" xmlns:cx5="http://schemas.microsoft.com/office/drawing/2016/5/11/chartex" xmlns:cx6="http://schemas.microsoft.com/office/drawing/2016/5/12/chartex" xmlns:cx7="http://schemas.microsoft.com/office/drawing/2016/5/13/chartex" xmlns:cx8="http://schemas.microsoft.com/office/drawing/2016/5/14/chartex" xmlns:mc="http://schemas.openxmlformats.org/markup-compatibility/2006" xmlns:aink="http://schemas.microsoft.com/office/drawing/2016/ink" xmlns:am3d="http://schemas.microsoft.com/office/drawing/2017/model3d" xmlns:o="urn:schemas-microsoft-com:office:office" xmlns:oel="http://schemas.microsoft.com/office/2019/extlst" xmlns:r="http://schemas.openxmlformats.org/officeDocument/2006/relationships" xmlns:m="http://schemas.openxmlformats.org/officeDocument/2006/math" xmlns:v="urn:schemas-microsoft-com:vml" xmlns:wp14="http://schemas.microsoft.com/office/word/2010/wordprocessingDrawing" xmlns:wp="http://schemas.openxmlformats.org/drawingml/2006/wordprocessingDrawing" xmlns:w10="urn:schemas-microsoft-com:office:word" xmlns:w="http://schemas.openxmlformats.org/wordprocessingml/2006/main" xmlns:w14="http://schemas.microsoft.com/office/word/2010/wordml" xmlns:w15="http://schemas.microsoft.com/office/word/2012/wordml" xmlns:w16cex="http://schemas.microsoft.com/office/word/2018/wordml/cex" xmlns:w16cid="http://schemas.microsoft.com/office/word/2016/wordml/cid" xmlns:w16="http://schemas.microsoft.com/office/word/2018/wordml" xmlns:w16du="http://schemas.microsoft.com/office/word/2023/wordml/word16du" xmlns:w16sdtdh="http://schemas.microsoft.com/office/word/2020/wordml/sdtdatahash" xmlns:w16sdtfl="http://schemas.microsoft.com/office/word/2024/wordml/sdtformatlock" xmlns:w16se="http://schemas.microsoft.com/office/word/2015/wordml/symex" xmlns:wpg="http://schemas.microsoft.com/office/word/2010/wordprocessingGroup" xmlns:wpi="http://schemas.microsoft.com/office/word/2010/wordprocessingInk" xmlns:wne="http://schemas.microsoft.com/office/word/2006/wordml" xmlns:wps="http://schemas.microsoft.com/office/word/2010/wordprocessingShape" mc:Ignorable="w14 w15 w16se w16cid w16 w16cex w16sdtdh w16sdtfl w16du wp14">
   <w:body>
     <w:p>
       <w:pPr>
@@ -143,6 +143,7 @@
         </w:rPr>
         <w:t>uthor</w:t>
       </w:r>
+      <w:proofErr w:type="gramStart"/>
       <w:r>
         <w:rPr>
           <w:sz w:val="22"/>
@@ -167,6 +168,7 @@
         </w:rPr>
         <w:t>*</w:t>
       </w:r>
+      <w:proofErr w:type="gramEnd"/>
       <w:r>
         <w:rPr>
           <w:sz w:val="22"/>
@@ -249,11 +251,19 @@
         </w:rPr>
         <w:t>1</w:t>
       </w:r>
-      <w:r>
-        <w:rPr>
-          <w:sz w:val="20"/>
-        </w:rPr>
-        <w:t>School , Universiti Teknologi Malaysia</w:t>
+      <w:proofErr w:type="gramStart"/>
+      <w:r>
+        <w:rPr>
+          <w:sz w:val="20"/>
+        </w:rPr>
+        <w:t>School ,</w:t>
+      </w:r>
+      <w:proofErr w:type="gramEnd"/>
+      <w:r>
+        <w:rPr>
+          <w:sz w:val="20"/>
+        </w:rPr>
+        <w:t xml:space="preserve"> Universiti Teknologi Malaysia</w:t>
       </w:r>
     </w:p>
     <w:p>
@@ -300,6 +310,7 @@
         </w:rPr>
         <w:t>2</w:t>
       </w:r>
+      <w:proofErr w:type="gramStart"/>
       <w:r>
         <w:rPr>
           <w:sz w:val="20"/>
@@ -310,7 +321,14 @@
         <w:rPr>
           <w:sz w:val="20"/>
         </w:rPr>
-        <w:t>chool , Universiti Teknologi Malaysia</w:t>
+        <w:t>chool ,</w:t>
+      </w:r>
+      <w:proofErr w:type="gramEnd"/>
+      <w:r>
+        <w:rPr>
+          <w:sz w:val="20"/>
+        </w:rPr>
+        <w:t xml:space="preserve"> Universiti Teknologi Malaysia</w:t>
       </w:r>
     </w:p>
     <w:p>
@@ -1080,8 +1098,17 @@
           <w:sz w:val="22"/>
           <w:szCs w:val="22"/>
         </w:rPr>
-        <w:t>be indented</w:t>
-      </w:r>
+        <w:t xml:space="preserve">be </w:t>
+      </w:r>
+      <w:proofErr w:type="gramStart"/>
+      <w:r>
+        <w:rPr>
+          <w:sz w:val="22"/>
+          <w:szCs w:val="22"/>
+        </w:rPr>
+        <w:t>indented</w:t>
+      </w:r>
+      <w:proofErr w:type="gramEnd"/>
       <w:r>
         <w:rPr>
           <w:sz w:val="22"/>
@@ -1326,7 +1353,23 @@
           <w:sz w:val="22"/>
           <w:szCs w:val="22"/>
         </w:rPr>
-        <w:t xml:space="preserve"> line spacing and no </w:t>
+        <w:t xml:space="preserve"> line spacing and </w:t>
+      </w:r>
+      <w:proofErr w:type="gramStart"/>
+      <w:r>
+        <w:rPr>
+          <w:sz w:val="22"/>
+          <w:szCs w:val="22"/>
+        </w:rPr>
+        <w:t>no</w:t>
+      </w:r>
+      <w:proofErr w:type="gramEnd"/>
+      <w:r>
+        <w:rPr>
+          <w:sz w:val="22"/>
+          <w:szCs w:val="22"/>
+        </w:rPr>
+        <w:t xml:space="preserve"> </w:t>
       </w:r>
       <w:r>
         <w:rPr>
@@ -1358,7 +1401,23 @@
           <w:sz w:val="22"/>
           <w:szCs w:val="22"/>
         </w:rPr>
-        <w:t xml:space="preserve">The first sentence in the following paragraph should be indented </w:t>
+        <w:t xml:space="preserve">The first sentence in the following paragraph should be </w:t>
+      </w:r>
+      <w:proofErr w:type="gramStart"/>
+      <w:r>
+        <w:rPr>
+          <w:sz w:val="22"/>
+          <w:szCs w:val="22"/>
+        </w:rPr>
+        <w:t>indented</w:t>
+      </w:r>
+      <w:proofErr w:type="gramEnd"/>
+      <w:r>
+        <w:rPr>
+          <w:sz w:val="22"/>
+          <w:szCs w:val="22"/>
+        </w:rPr>
+        <w:t xml:space="preserve"> </w:t>
       </w:r>
       <w:r>
         <w:rPr>
@@ -1372,7 +1431,23 @@
           <w:sz w:val="22"/>
           <w:szCs w:val="22"/>
         </w:rPr>
-        <w:t>0.5 cm. No spaces are to be left between the paragraphs. Lines of text should cover the entire page length. Do not begin a new section directly at the bottom of a page</w:t>
+        <w:t xml:space="preserve">0.5 cm. No </w:t>
+      </w:r>
+      <w:proofErr w:type="gramStart"/>
+      <w:r>
+        <w:rPr>
+          <w:sz w:val="22"/>
+          <w:szCs w:val="22"/>
+        </w:rPr>
+        <w:t>spaces are</w:t>
+      </w:r>
+      <w:proofErr w:type="gramEnd"/>
+      <w:r>
+        <w:rPr>
+          <w:sz w:val="22"/>
+          <w:szCs w:val="22"/>
+        </w:rPr>
+        <w:t xml:space="preserve"> to be left between the paragraphs. Lines of text should cover the entire page length. Do not begin a new section directly at the bottom of a page</w:t>
       </w:r>
       <w:r>
         <w:rPr>
@@ -1548,7 +1623,23 @@
           <w:szCs w:val="22"/>
         </w:rPr>
         <w:lastRenderedPageBreak/>
-        <w:t xml:space="preserve">The references should be cited consecutively using numbered bracket, for instance as described by Mailah </w:t>
+        <w:t xml:space="preserve">The references should be cited consecutively using numbered </w:t>
+      </w:r>
+      <w:proofErr w:type="gramStart"/>
+      <w:r>
+        <w:rPr>
+          <w:sz w:val="22"/>
+          <w:szCs w:val="22"/>
+        </w:rPr>
+        <w:t>bracket</w:t>
+      </w:r>
+      <w:proofErr w:type="gramEnd"/>
+      <w:r>
+        <w:rPr>
+          <w:sz w:val="22"/>
+          <w:szCs w:val="22"/>
+        </w:rPr>
+        <w:t xml:space="preserve">, for instance as described by Mailah </w:t>
       </w:r>
       <w:r>
         <w:rPr>
@@ -1659,7 +1750,23 @@
           <w:sz w:val="22"/>
           <w:szCs w:val="22"/>
         </w:rPr>
-        <w:t>numbered throughout the text and they should be first mentioned in the text on the same page before they are actually presented.</w:t>
+        <w:t xml:space="preserve">numbered throughout the text and they should be first mentioned in the text on the same page before they are </w:t>
+      </w:r>
+      <w:proofErr w:type="gramStart"/>
+      <w:r>
+        <w:rPr>
+          <w:sz w:val="22"/>
+          <w:szCs w:val="22"/>
+        </w:rPr>
+        <w:t>actually presented</w:t>
+      </w:r>
+      <w:proofErr w:type="gramEnd"/>
+      <w:r>
+        <w:rPr>
+          <w:sz w:val="22"/>
+          <w:szCs w:val="22"/>
+        </w:rPr>
+        <w:t>.</w:t>
       </w:r>
     </w:p>
     <w:p>
@@ -2292,7 +2399,6 @@
               <w:bottom w:val="single" w:sz="8" w:space="0" w:color="auto"/>
               <w:right w:val="nil"/>
             </w:tcBorders>
-            <w:shd w:val="clear" w:color="auto" w:fill="auto"/>
             <w:vAlign w:val="center"/>
           </w:tcPr>
           <w:p>
@@ -2322,7 +2428,6 @@
               <w:bottom w:val="single" w:sz="8" w:space="0" w:color="auto"/>
               <w:right w:val="nil"/>
             </w:tcBorders>
-            <w:shd w:val="clear" w:color="auto" w:fill="auto"/>
             <w:vAlign w:val="center"/>
           </w:tcPr>
           <w:p>
@@ -2353,7 +2458,6 @@
               <w:bottom w:val="single" w:sz="8" w:space="0" w:color="auto"/>
               <w:right w:val="nil"/>
             </w:tcBorders>
-            <w:shd w:val="clear" w:color="auto" w:fill="auto"/>
             <w:vAlign w:val="center"/>
           </w:tcPr>
           <w:p>
@@ -2390,7 +2494,6 @@
               <w:bottom w:val="nil"/>
               <w:right w:val="nil"/>
             </w:tcBorders>
-            <w:shd w:val="clear" w:color="auto" w:fill="auto"/>
             <w:vAlign w:val="center"/>
           </w:tcPr>
           <w:p>
@@ -2435,7 +2538,6 @@
               <w:bottom w:val="nil"/>
               <w:right w:val="nil"/>
             </w:tcBorders>
-            <w:shd w:val="clear" w:color="auto" w:fill="auto"/>
             <w:vAlign w:val="center"/>
           </w:tcPr>
           <w:p>
@@ -2464,7 +2566,6 @@
               <w:bottom w:val="nil"/>
               <w:right w:val="nil"/>
             </w:tcBorders>
-            <w:shd w:val="clear" w:color="auto" w:fill="auto"/>
             <w:vAlign w:val="center"/>
           </w:tcPr>
           <w:p>
@@ -2499,7 +2600,6 @@
               <w:bottom w:val="nil"/>
               <w:right w:val="nil"/>
             </w:tcBorders>
-            <w:shd w:val="clear" w:color="auto" w:fill="auto"/>
             <w:vAlign w:val="center"/>
           </w:tcPr>
           <w:p>
@@ -2543,7 +2643,6 @@
               <w:bottom w:val="nil"/>
               <w:right w:val="nil"/>
             </w:tcBorders>
-            <w:shd w:val="clear" w:color="auto" w:fill="auto"/>
             <w:vAlign w:val="center"/>
           </w:tcPr>
           <w:p>
@@ -2572,7 +2671,6 @@
               <w:bottom w:val="nil"/>
               <w:right w:val="nil"/>
             </w:tcBorders>
-            <w:shd w:val="clear" w:color="auto" w:fill="auto"/>
             <w:vAlign w:val="center"/>
           </w:tcPr>
           <w:p>
@@ -2607,7 +2705,6 @@
               <w:bottom w:val="nil"/>
               <w:right w:val="nil"/>
             </w:tcBorders>
-            <w:shd w:val="clear" w:color="auto" w:fill="auto"/>
             <w:vAlign w:val="center"/>
           </w:tcPr>
           <w:p>
@@ -2659,7 +2756,6 @@
               <w:bottom w:val="nil"/>
               <w:right w:val="nil"/>
             </w:tcBorders>
-            <w:shd w:val="clear" w:color="auto" w:fill="auto"/>
             <w:vAlign w:val="center"/>
           </w:tcPr>
           <w:p>
@@ -2688,7 +2784,6 @@
               <w:bottom w:val="nil"/>
               <w:right w:val="nil"/>
             </w:tcBorders>
-            <w:shd w:val="clear" w:color="auto" w:fill="auto"/>
             <w:vAlign w:val="center"/>
           </w:tcPr>
           <w:p>
@@ -2723,7 +2818,6 @@
               <w:bottom w:val="nil"/>
               <w:right w:val="nil"/>
             </w:tcBorders>
-            <w:shd w:val="clear" w:color="auto" w:fill="auto"/>
             <w:vAlign w:val="center"/>
           </w:tcPr>
           <w:p>
@@ -2761,7 +2855,6 @@
               <w:bottom w:val="nil"/>
               <w:right w:val="nil"/>
             </w:tcBorders>
-            <w:shd w:val="clear" w:color="auto" w:fill="auto"/>
             <w:vAlign w:val="center"/>
           </w:tcPr>
           <w:p>
@@ -2790,7 +2883,6 @@
               <w:bottom w:val="nil"/>
               <w:right w:val="nil"/>
             </w:tcBorders>
-            <w:shd w:val="clear" w:color="auto" w:fill="auto"/>
             <w:vAlign w:val="center"/>
           </w:tcPr>
           <w:p>
@@ -2825,7 +2917,6 @@
               <w:bottom w:val="nil"/>
               <w:right w:val="nil"/>
             </w:tcBorders>
-            <w:shd w:val="clear" w:color="auto" w:fill="auto"/>
             <w:vAlign w:val="center"/>
           </w:tcPr>
           <w:p>
@@ -2871,7 +2962,6 @@
               <w:bottom w:val="nil"/>
               <w:right w:val="nil"/>
             </w:tcBorders>
-            <w:shd w:val="clear" w:color="auto" w:fill="auto"/>
             <w:vAlign w:val="center"/>
           </w:tcPr>
           <w:p>
@@ -2908,7 +2998,6 @@
               <w:bottom w:val="nil"/>
               <w:right w:val="nil"/>
             </w:tcBorders>
-            <w:shd w:val="clear" w:color="auto" w:fill="auto"/>
             <w:vAlign w:val="center"/>
           </w:tcPr>
           <w:p>
@@ -2943,7 +3032,6 @@
               <w:bottom w:val="nil"/>
               <w:right w:val="nil"/>
             </w:tcBorders>
-            <w:shd w:val="clear" w:color="auto" w:fill="auto"/>
             <w:vAlign w:val="center"/>
           </w:tcPr>
           <w:p>
@@ -3068,7 +3156,6 @@
               <w:bottom w:val="nil"/>
               <w:right w:val="nil"/>
             </w:tcBorders>
-            <w:shd w:val="clear" w:color="auto" w:fill="auto"/>
             <w:vAlign w:val="center"/>
           </w:tcPr>
           <w:p>
@@ -3097,7 +3184,6 @@
               <w:bottom w:val="nil"/>
               <w:right w:val="nil"/>
             </w:tcBorders>
-            <w:shd w:val="clear" w:color="auto" w:fill="auto"/>
             <w:vAlign w:val="center"/>
           </w:tcPr>
           <w:p>
@@ -3132,7 +3218,6 @@
               <w:bottom w:val="nil"/>
               <w:right w:val="nil"/>
             </w:tcBorders>
-            <w:shd w:val="clear" w:color="auto" w:fill="auto"/>
             <w:vAlign w:val="center"/>
           </w:tcPr>
           <w:p>
@@ -3233,7 +3318,6 @@
               <w:bottom w:val="nil"/>
               <w:right w:val="nil"/>
             </w:tcBorders>
-            <w:shd w:val="clear" w:color="auto" w:fill="auto"/>
             <w:vAlign w:val="center"/>
           </w:tcPr>
           <w:p>
@@ -3277,7 +3361,6 @@
               <w:bottom w:val="nil"/>
               <w:right w:val="nil"/>
             </w:tcBorders>
-            <w:shd w:val="clear" w:color="auto" w:fill="auto"/>
             <w:vAlign w:val="center"/>
           </w:tcPr>
           <w:p>
@@ -3312,7 +3395,6 @@
               <w:bottom w:val="nil"/>
               <w:right w:val="nil"/>
             </w:tcBorders>
-            <w:shd w:val="clear" w:color="auto" w:fill="auto"/>
             <w:vAlign w:val="center"/>
           </w:tcPr>
           <w:p>
@@ -3350,7 +3432,6 @@
               <w:bottom w:val="nil"/>
               <w:right w:val="nil"/>
             </w:tcBorders>
-            <w:shd w:val="clear" w:color="auto" w:fill="auto"/>
             <w:vAlign w:val="center"/>
           </w:tcPr>
           <w:p>
@@ -3387,7 +3468,6 @@
               <w:bottom w:val="nil"/>
               <w:right w:val="nil"/>
             </w:tcBorders>
-            <w:shd w:val="clear" w:color="auto" w:fill="auto"/>
             <w:vAlign w:val="center"/>
           </w:tcPr>
           <w:p>
@@ -3422,7 +3502,6 @@
               <w:bottom w:val="nil"/>
               <w:right w:val="nil"/>
             </w:tcBorders>
-            <w:shd w:val="clear" w:color="auto" w:fill="auto"/>
             <w:vAlign w:val="center"/>
           </w:tcPr>
           <w:p>
@@ -3468,7 +3547,6 @@
               <w:bottom w:val="nil"/>
               <w:right w:val="nil"/>
             </w:tcBorders>
-            <w:shd w:val="clear" w:color="auto" w:fill="auto"/>
             <w:vAlign w:val="center"/>
           </w:tcPr>
           <w:p>
@@ -3504,7 +3582,6 @@
               <w:bottom w:val="nil"/>
               <w:right w:val="nil"/>
             </w:tcBorders>
-            <w:shd w:val="clear" w:color="auto" w:fill="auto"/>
             <w:vAlign w:val="center"/>
           </w:tcPr>
           <w:p>
@@ -3539,7 +3616,6 @@
               <w:bottom w:val="nil"/>
               <w:right w:val="nil"/>
             </w:tcBorders>
-            <w:shd w:val="clear" w:color="auto" w:fill="auto"/>
             <w:vAlign w:val="center"/>
           </w:tcPr>
           <w:p>
@@ -3630,7 +3706,6 @@
               <w:bottom w:val="nil"/>
               <w:right w:val="nil"/>
             </w:tcBorders>
-            <w:shd w:val="clear" w:color="auto" w:fill="auto"/>
             <w:vAlign w:val="center"/>
           </w:tcPr>
           <w:p>
@@ -3674,7 +3749,6 @@
               <w:bottom w:val="nil"/>
               <w:right w:val="nil"/>
             </w:tcBorders>
-            <w:shd w:val="clear" w:color="auto" w:fill="auto"/>
             <w:vAlign w:val="center"/>
           </w:tcPr>
           <w:p>
@@ -3709,7 +3783,6 @@
               <w:bottom w:val="single" w:sz="8" w:space="0" w:color="auto"/>
               <w:right w:val="nil"/>
             </w:tcBorders>
-            <w:shd w:val="clear" w:color="auto" w:fill="auto"/>
             <w:vAlign w:val="center"/>
           </w:tcPr>
           <w:p>
@@ -3801,7 +3874,6 @@
               <w:bottom w:val="single" w:sz="8" w:space="0" w:color="auto"/>
               <w:right w:val="nil"/>
             </w:tcBorders>
-            <w:shd w:val="clear" w:color="auto" w:fill="auto"/>
             <w:vAlign w:val="center"/>
           </w:tcPr>
           <w:p>
@@ -3830,7 +3902,6 @@
               <w:bottom w:val="single" w:sz="8" w:space="0" w:color="auto"/>
               <w:right w:val="nil"/>
             </w:tcBorders>
-            <w:shd w:val="clear" w:color="auto" w:fill="auto"/>
             <w:vAlign w:val="center"/>
           </w:tcPr>
           <w:p>
@@ -3967,7 +4038,6 @@
               <w:bottom w:val="single" w:sz="8" w:space="0" w:color="auto"/>
               <w:right w:val="nil"/>
             </w:tcBorders>
-            <w:shd w:val="clear" w:color="auto" w:fill="auto"/>
             <w:tcMar>
               <w:top w:w="72" w:type="dxa"/>
               <w:left w:w="144" w:type="dxa"/>
@@ -4005,7 +4075,6 @@
               <w:bottom w:val="single" w:sz="8" w:space="0" w:color="auto"/>
               <w:right w:val="nil"/>
             </w:tcBorders>
-            <w:shd w:val="clear" w:color="auto" w:fill="auto"/>
             <w:tcMar>
               <w:top w:w="72" w:type="dxa"/>
               <w:left w:w="144" w:type="dxa"/>
@@ -4078,7 +4147,6 @@
               <w:bottom w:val="nil"/>
               <w:right w:val="nil"/>
             </w:tcBorders>
-            <w:shd w:val="clear" w:color="auto" w:fill="auto"/>
             <w:tcMar>
               <w:top w:w="72" w:type="dxa"/>
               <w:left w:w="144" w:type="dxa"/>
@@ -4114,7 +4182,6 @@
               <w:bottom w:val="nil"/>
               <w:right w:val="nil"/>
             </w:tcBorders>
-            <w:shd w:val="clear" w:color="auto" w:fill="auto"/>
             <w:tcMar>
               <w:top w:w="72" w:type="dxa"/>
               <w:left w:w="144" w:type="dxa"/>
@@ -4334,7 +4401,6 @@
               <w:bottom w:val="single" w:sz="8" w:space="0" w:color="auto"/>
               <w:right w:val="nil"/>
             </w:tcBorders>
-            <w:shd w:val="clear" w:color="auto" w:fill="auto"/>
             <w:tcMar>
               <w:top w:w="72" w:type="dxa"/>
               <w:left w:w="144" w:type="dxa"/>
@@ -4370,7 +4436,6 @@
               <w:bottom w:val="single" w:sz="8" w:space="0" w:color="auto"/>
               <w:right w:val="nil"/>
             </w:tcBorders>
-            <w:shd w:val="clear" w:color="auto" w:fill="auto"/>
             <w:tcMar>
               <w:top w:w="72" w:type="dxa"/>
               <w:left w:w="144" w:type="dxa"/>
@@ -4435,7 +4500,23 @@
           <w:szCs w:val="22"/>
         </w:rPr>
         <w:lastRenderedPageBreak/>
-        <w:t xml:space="preserve">The next paragraph should be indented </w:t>
+        <w:t xml:space="preserve">The next paragraph should be </w:t>
+      </w:r>
+      <w:proofErr w:type="gramStart"/>
+      <w:r>
+        <w:rPr>
+          <w:sz w:val="22"/>
+          <w:szCs w:val="22"/>
+        </w:rPr>
+        <w:t>indented</w:t>
+      </w:r>
+      <w:proofErr w:type="gramEnd"/>
+      <w:r>
+        <w:rPr>
+          <w:sz w:val="22"/>
+          <w:szCs w:val="22"/>
+        </w:rPr>
+        <w:t xml:space="preserve"> </w:t>
       </w:r>
       <w:r>
         <w:rPr>
@@ -4449,7 +4530,23 @@
           <w:sz w:val="22"/>
           <w:szCs w:val="22"/>
         </w:rPr>
-        <w:t xml:space="preserve">0.5 cm and </w:t>
+        <w:t xml:space="preserve">0.5 </w:t>
+      </w:r>
+      <w:proofErr w:type="gramStart"/>
+      <w:r>
+        <w:rPr>
+          <w:sz w:val="22"/>
+          <w:szCs w:val="22"/>
+        </w:rPr>
+        <w:t>cm</w:t>
+      </w:r>
+      <w:proofErr w:type="gramEnd"/>
+      <w:r>
+        <w:rPr>
+          <w:sz w:val="22"/>
+          <w:szCs w:val="22"/>
+        </w:rPr>
+        <w:t xml:space="preserve"> and </w:t>
       </w:r>
       <w:r>
         <w:rPr>
@@ -4919,14 +5016,46 @@
           <w:sz w:val="22"/>
           <w:szCs w:val="22"/>
         </w:rPr>
-        <w:t xml:space="preserve">Equations must be type written and special symbols must be identified properly. </w:t>
-      </w:r>
-      <w:r>
-        <w:rPr>
-          <w:sz w:val="22"/>
-          <w:szCs w:val="22"/>
-        </w:rPr>
-        <w:t xml:space="preserve">A single line spacing should be </w:t>
+        <w:t xml:space="preserve">Equations must be </w:t>
+      </w:r>
+      <w:proofErr w:type="gramStart"/>
+      <w:r>
+        <w:rPr>
+          <w:sz w:val="22"/>
+          <w:szCs w:val="22"/>
+        </w:rPr>
+        <w:t>type</w:t>
+      </w:r>
+      <w:proofErr w:type="gramEnd"/>
+      <w:r>
+        <w:rPr>
+          <w:sz w:val="22"/>
+          <w:szCs w:val="22"/>
+        </w:rPr>
+        <w:t xml:space="preserve"> written and special symbols must be identified properly. </w:t>
+      </w:r>
+      <w:r>
+        <w:rPr>
+          <w:sz w:val="22"/>
+          <w:szCs w:val="22"/>
+        </w:rPr>
+        <w:t xml:space="preserve">A </w:t>
+      </w:r>
+      <w:proofErr w:type="gramStart"/>
+      <w:r>
+        <w:rPr>
+          <w:sz w:val="22"/>
+          <w:szCs w:val="22"/>
+        </w:rPr>
+        <w:t>single line</w:t>
+      </w:r>
+      <w:proofErr w:type="gramEnd"/>
+      <w:r>
+        <w:rPr>
+          <w:sz w:val="22"/>
+          <w:szCs w:val="22"/>
+        </w:rPr>
+        <w:t xml:space="preserve"> spacing should be </w:t>
       </w:r>
       <w:r>
         <w:rPr>
@@ -5146,7 +5275,23 @@
           <w:sz w:val="22"/>
           <w:szCs w:val="22"/>
         </w:rPr>
-        <w:t>Mathematical expression such as in Equation (1) should be aligned approximately with the subsection title and the equation number aligned to the right. All variables/parameters/symbols must be generally presented in italic with super or sub-scripts written in regular form (not italicized) as shown in Equation (1). Wherever possible, all symbols and simple equations should be written normally in the W</w:t>
+        <w:t xml:space="preserve">Mathematical </w:t>
+      </w:r>
+      <w:proofErr w:type="gramStart"/>
+      <w:r>
+        <w:rPr>
+          <w:sz w:val="22"/>
+          <w:szCs w:val="22"/>
+        </w:rPr>
+        <w:t>expression</w:t>
+      </w:r>
+      <w:proofErr w:type="gramEnd"/>
+      <w:r>
+        <w:rPr>
+          <w:sz w:val="22"/>
+          <w:szCs w:val="22"/>
+        </w:rPr>
+        <w:t xml:space="preserve"> such as in Equation (1) should be aligned approximately with the subsection title and the equation number aligned to the right. All variables/parameters/symbols must be generally presented in italic with super or sub-scripts written in regular form (not italicized) as shown in Equation (1). Wherever possible, all symbols and simple equations should be written normally in the W</w:t>
       </w:r>
       <w:r>
         <w:rPr>
@@ -5326,10 +5471,10 @@
             <v:path o:extrusionok="f" gradientshapeok="t" o:connecttype="rect"/>
             <o:lock v:ext="edit" aspectratio="t"/>
           </v:shapetype>
-          <v:shape id="_x0000_i1025" type="#_x0000_t75" style="width:135.6pt;height:16.35pt" o:ole="">
+          <v:shape id="_x0000_i1025" type="#_x0000_t75" style="width:135.75pt;height:16.5pt" o:ole="">
             <v:imagedata r:id="rId8" o:title=""/>
           </v:shape>
-          <o:OLEObject Type="Embed" ProgID="Equation.3" ShapeID="_x0000_i1025" DrawAspect="Content" ObjectID="_1766220397" r:id="rId9"/>
+          <o:OLEObject Type="Embed" ProgID="Equation.3" ShapeID="_x0000_i1025" DrawAspect="Content" ObjectID="_1840696269" r:id="rId9"/>
         </w:object>
       </w:r>
       <w:r>
@@ -5488,12 +5633,53 @@
         </w:rPr>
         <w:t xml:space="preserve">. </w:t>
       </w:r>
-      <w:r>
-        <w:rPr>
-          <w:sz w:val="22"/>
-          <w:szCs w:val="22"/>
-        </w:rPr>
-        <w:t xml:space="preserve">Acronym should be spelled out first in full before it can be used later in the text such as </w:t>
+      <w:proofErr w:type="gramStart"/>
+      <w:r>
+        <w:rPr>
+          <w:sz w:val="22"/>
+          <w:szCs w:val="22"/>
+        </w:rPr>
+        <w:t>Acronym</w:t>
+      </w:r>
+      <w:proofErr w:type="gramEnd"/>
+      <w:r>
+        <w:rPr>
+          <w:sz w:val="22"/>
+          <w:szCs w:val="22"/>
+        </w:rPr>
+        <w:t xml:space="preserve"> should be spelled out first in full before </w:t>
+      </w:r>
+      <w:proofErr w:type="gramStart"/>
+      <w:r>
+        <w:rPr>
+          <w:sz w:val="22"/>
+          <w:szCs w:val="22"/>
+        </w:rPr>
+        <w:t>it</w:t>
+      </w:r>
+      <w:proofErr w:type="gramEnd"/>
+      <w:r>
+        <w:rPr>
+          <w:sz w:val="22"/>
+          <w:szCs w:val="22"/>
+        </w:rPr>
+        <w:t xml:space="preserve"> can be used later </w:t>
+      </w:r>
+      <w:proofErr w:type="gramStart"/>
+      <w:r>
+        <w:rPr>
+          <w:sz w:val="22"/>
+          <w:szCs w:val="22"/>
+        </w:rPr>
+        <w:t>in the text</w:t>
+      </w:r>
+      <w:proofErr w:type="gramEnd"/>
+      <w:r>
+        <w:rPr>
+          <w:sz w:val="22"/>
+          <w:szCs w:val="22"/>
+        </w:rPr>
+        <w:t xml:space="preserve"> such as </w:t>
       </w:r>
       <w:r>
         <w:rPr>
@@ -5609,6 +5795,7 @@
         </w:rPr>
         <w:t xml:space="preserve">be brief and clearly </w:t>
       </w:r>
+      <w:proofErr w:type="gramStart"/>
       <w:r>
         <w:rPr>
           <w:sz w:val="22"/>
@@ -5644,6 +5831,7 @@
         </w:rPr>
         <w:t>s</w:t>
       </w:r>
+      <w:proofErr w:type="gramEnd"/>
       <w:r>
         <w:rPr>
           <w:sz w:val="22"/>
@@ -5665,6 +5853,7 @@
         </w:rPr>
         <w:t xml:space="preserve">outcomes/results of the </w:t>
       </w:r>
+      <w:proofErr w:type="gramStart"/>
       <w:r>
         <w:rPr>
           <w:sz w:val="22"/>
@@ -5672,6 +5861,7 @@
         </w:rPr>
         <w:t>undertaken study/research</w:t>
       </w:r>
+      <w:proofErr w:type="gramEnd"/>
       <w:r>
         <w:rPr>
           <w:sz w:val="22"/>
@@ -5684,8 +5874,33 @@
           <w:sz w:val="22"/>
           <w:szCs w:val="22"/>
         </w:rPr>
-        <w:t xml:space="preserve"> may include a number of recommendations for future works</w:t>
-      </w:r>
+        <w:t xml:space="preserve"> may include </w:t>
+      </w:r>
+      <w:proofErr w:type="gramStart"/>
+      <w:r>
+        <w:rPr>
+          <w:sz w:val="22"/>
+          <w:szCs w:val="22"/>
+        </w:rPr>
+        <w:t>a number of</w:t>
+      </w:r>
+      <w:proofErr w:type="gramEnd"/>
+      <w:r>
+        <w:rPr>
+          <w:sz w:val="22"/>
+          <w:szCs w:val="22"/>
+        </w:rPr>
+        <w:t xml:space="preserve"> recommendations for future </w:t>
+      </w:r>
+      <w:proofErr w:type="gramStart"/>
+      <w:r>
+        <w:rPr>
+          <w:sz w:val="22"/>
+          <w:szCs w:val="22"/>
+        </w:rPr>
+        <w:t>works</w:t>
+      </w:r>
+      <w:proofErr w:type="gramEnd"/>
       <w:r>
         <w:rPr>
           <w:sz w:val="22"/>
@@ -5852,7 +6067,23 @@
           <w:sz w:val="20"/>
           <w:szCs w:val="20"/>
         </w:rPr>
-        <w:t xml:space="preserve">formatting style is: TNR, 10 </w:t>
+        <w:t xml:space="preserve">formatting style </w:t>
+      </w:r>
+      <w:proofErr w:type="gramStart"/>
+      <w:r>
+        <w:rPr>
+          <w:sz w:val="20"/>
+          <w:szCs w:val="20"/>
+        </w:rPr>
+        <w:t>is:</w:t>
+      </w:r>
+      <w:proofErr w:type="gramEnd"/>
+      <w:r>
+        <w:rPr>
+          <w:sz w:val="20"/>
+          <w:szCs w:val="20"/>
+        </w:rPr>
+        <w:t xml:space="preserve"> TNR, 10 </w:t>
       </w:r>
       <w:r>
         <w:rPr>
@@ -5932,7 +6163,23 @@
           <w:sz w:val="20"/>
           <w:szCs w:val="20"/>
         </w:rPr>
-        <w:t xml:space="preserve">but no </w:t>
+        <w:t xml:space="preserve">but </w:t>
+      </w:r>
+      <w:proofErr w:type="gramStart"/>
+      <w:r>
+        <w:rPr>
+          <w:sz w:val="20"/>
+          <w:szCs w:val="20"/>
+        </w:rPr>
+        <w:t>no</w:t>
+      </w:r>
+      <w:proofErr w:type="gramEnd"/>
+      <w:r>
+        <w:rPr>
+          <w:sz w:val="20"/>
+          <w:szCs w:val="20"/>
+        </w:rPr>
+        <w:t xml:space="preserve"> </w:t>
       </w:r>
       <w:r>
         <w:rPr>
@@ -6485,7 +6732,27 @@
           <w:sz w:val="20"/>
           <w:szCs w:val="20"/>
         </w:rPr>
-        <w:t>Modelling of the Flight Dynamics of A Quadrotor Helicopter</w:t>
+        <w:t xml:space="preserve">Modelling of the Flight Dynamics of </w:t>
+      </w:r>
+      <w:proofErr w:type="gramStart"/>
+      <w:r>
+        <w:rPr>
+          <w:rFonts w:asciiTheme="majorBidi" w:hAnsiTheme="majorBidi" w:cstheme="majorBidi"/>
+          <w:i/>
+          <w:sz w:val="20"/>
+          <w:szCs w:val="20"/>
+        </w:rPr>
+        <w:t>A</w:t>
+      </w:r>
+      <w:proofErr w:type="gramEnd"/>
+      <w:r>
+        <w:rPr>
+          <w:rFonts w:asciiTheme="majorBidi" w:hAnsiTheme="majorBidi" w:cstheme="majorBidi"/>
+          <w:i/>
+          <w:sz w:val="20"/>
+          <w:szCs w:val="20"/>
+        </w:rPr>
+        <w:t xml:space="preserve"> Quadrotor Helicopter</w:t>
       </w:r>
       <w:r>
         <w:rPr>
@@ -6836,7 +7103,27 @@
           <w:sz w:val="20"/>
           <w:szCs w:val="20"/>
         </w:rPr>
-        <w:t xml:space="preserve"> The </w:t>
+        <w:t xml:space="preserve"> </w:t>
+      </w:r>
+      <w:proofErr w:type="gramStart"/>
+      <w:r>
+        <w:rPr>
+          <w:i/>
+          <w:iCs/>
+          <w:sz w:val="20"/>
+          <w:szCs w:val="20"/>
+        </w:rPr>
+        <w:t>The</w:t>
+      </w:r>
+      <w:proofErr w:type="gramEnd"/>
+      <w:r>
+        <w:rPr>
+          <w:i/>
+          <w:iCs/>
+          <w:sz w:val="20"/>
+          <w:szCs w:val="20"/>
+        </w:rPr>
+        <w:t xml:space="preserve"> </w:t>
       </w:r>
       <w:r>
         <w:rPr>
@@ -7272,7 +7559,7 @@
 </file>
 
 <file path=word/endnotes.xml><?xml version="1.0" encoding="utf-8"?>
-<w:endnotes xmlns:wpc="http://schemas.microsoft.com/office/word/2010/wordprocessingCanvas" xmlns:cx="http://schemas.microsoft.com/office/drawing/2014/chartex" xmlns:cx1="http://schemas.microsoft.com/office/drawing/2015/9/8/chartex" xmlns:cx2="http://schemas.microsoft.com/office/drawing/2015/10/21/chartex" xmlns:cx3="http://schemas.microsoft.com/office/drawing/2016/5/9/chartex" xmlns:cx4="http://schemas.microsoft.com/office/drawing/2016/5/10/chartex" xmlns:cx5="http://schemas.microsoft.com/office/drawing/2016/5/11/chartex" xmlns:cx6="http://schemas.microsoft.com/office/drawing/2016/5/12/chartex" xmlns:cx7="http://schemas.microsoft.com/office/drawing/2016/5/13/chartex" xmlns:cx8="http://schemas.microsoft.com/office/drawing/2016/5/14/chartex" xmlns:mc="http://schemas.openxmlformats.org/markup-compatibility/2006" xmlns:aink="http://schemas.microsoft.com/office/drawing/2016/ink" xmlns:am3d="http://schemas.microsoft.com/office/drawing/2017/model3d" xmlns:o="urn:schemas-microsoft-com:office:office" xmlns:oel="http://schemas.microsoft.com/office/2019/extlst" xmlns:r="http://schemas.openxmlformats.org/officeDocument/2006/relationships" xmlns:m="http://schemas.openxmlformats.org/officeDocument/2006/math" xmlns:v="urn:schemas-microsoft-com:vml" xmlns:wp14="http://schemas.microsoft.com/office/word/2010/wordprocessingDrawing" xmlns:wp="http://schemas.openxmlformats.org/drawingml/2006/wordprocessingDrawing" xmlns:w10="urn:schemas-microsoft-com:office:word" xmlns:w="http://schemas.openxmlformats.org/wordprocessingml/2006/main" xmlns:w14="http://schemas.microsoft.com/office/word/2010/wordml" xmlns:w15="http://schemas.microsoft.com/office/word/2012/wordml" xmlns:w16cex="http://schemas.microsoft.com/office/word/2018/wordml/cex" xmlns:w16cid="http://schemas.microsoft.com/office/word/2016/wordml/cid" xmlns:w16="http://schemas.microsoft.com/office/word/2018/wordml" xmlns:w16sdtdh="http://schemas.microsoft.com/office/word/2020/wordml/sdtdatahash" xmlns:w16se="http://schemas.microsoft.com/office/word/2015/wordml/symex" xmlns:wpg="http://schemas.microsoft.com/office/word/2010/wordprocessingGroup" xmlns:wpi="http://schemas.microsoft.com/office/word/2010/wordprocessingInk" xmlns:wne="http://schemas.microsoft.com/office/word/2006/wordml" xmlns:wps="http://schemas.microsoft.com/office/word/2010/wordprocessingShape" mc:Ignorable="w14 w15 w16se w16cid w16 w16cex w16sdtdh wp14">
+<w:endnotes xmlns:wpc="http://schemas.microsoft.com/office/word/2010/wordprocessingCanvas" xmlns:cx="http://schemas.microsoft.com/office/drawing/2014/chartex" xmlns:cx1="http://schemas.microsoft.com/office/drawing/2015/9/8/chartex" xmlns:cx2="http://schemas.microsoft.com/office/drawing/2015/10/21/chartex" xmlns:cx3="http://schemas.microsoft.com/office/drawing/2016/5/9/chartex" xmlns:cx4="http://schemas.microsoft.com/office/drawing/2016/5/10/chartex" xmlns:cx5="http://schemas.microsoft.com/office/drawing/2016/5/11/chartex" xmlns:cx6="http://schemas.microsoft.com/office/drawing/2016/5/12/chartex" xmlns:cx7="http://schemas.microsoft.com/office/drawing/2016/5/13/chartex" xmlns:cx8="http://schemas.microsoft.com/office/drawing/2016/5/14/chartex" xmlns:mc="http://schemas.openxmlformats.org/markup-compatibility/2006" xmlns:aink="http://schemas.microsoft.com/office/drawing/2016/ink" xmlns:am3d="http://schemas.microsoft.com/office/drawing/2017/model3d" xmlns:o="urn:schemas-microsoft-com:office:office" xmlns:oel="http://schemas.microsoft.com/office/2019/extlst" xmlns:r="http://schemas.openxmlformats.org/officeDocument/2006/relationships" xmlns:m="http://schemas.openxmlformats.org/officeDocument/2006/math" xmlns:v="urn:schemas-microsoft-com:vml" xmlns:wp14="http://schemas.microsoft.com/office/word/2010/wordprocessingDrawing" xmlns:wp="http://schemas.openxmlformats.org/drawingml/2006/wordprocessingDrawing" xmlns:w10="urn:schemas-microsoft-com:office:word" xmlns:w="http://schemas.openxmlformats.org/wordprocessingml/2006/main" xmlns:w14="http://schemas.microsoft.com/office/word/2010/wordml" xmlns:w15="http://schemas.microsoft.com/office/word/2012/wordml" xmlns:w16cex="http://schemas.microsoft.com/office/word/2018/wordml/cex" xmlns:w16cid="http://schemas.microsoft.com/office/word/2016/wordml/cid" xmlns:w16="http://schemas.microsoft.com/office/word/2018/wordml" xmlns:w16du="http://schemas.microsoft.com/office/word/2023/wordml/word16du" xmlns:w16sdtdh="http://schemas.microsoft.com/office/word/2020/wordml/sdtdatahash" xmlns:w16sdtfl="http://schemas.microsoft.com/office/word/2024/wordml/sdtformatlock" xmlns:w16se="http://schemas.microsoft.com/office/word/2015/wordml/symex" xmlns:wpg="http://schemas.microsoft.com/office/word/2010/wordprocessingGroup" xmlns:wpi="http://schemas.microsoft.com/office/word/2010/wordprocessingInk" xmlns:wne="http://schemas.microsoft.com/office/word/2006/wordml" xmlns:wps="http://schemas.microsoft.com/office/word/2010/wordprocessingShape" mc:Ignorable="w14 w15 w16se w16cid w16 w16cex w16sdtdh w16sdtfl w16du wp14">
   <w:endnote w:type="separator" w:id="-1">
     <w:p>
       <w:r>
@@ -7291,7 +7578,7 @@
 </file>
 
 <file path=word/footer1.xml><?xml version="1.0" encoding="utf-8"?>
-<w:ftr xmlns:wpc="http://schemas.microsoft.com/office/word/2010/wordprocessingCanvas" xmlns:cx="http://schemas.microsoft.com/office/drawing/2014/chartex" xmlns:cx1="http://schemas.microsoft.com/office/drawing/2015/9/8/chartex" xmlns:cx2="http://schemas.microsoft.com/office/drawing/2015/10/21/chartex" xmlns:cx3="http://schemas.microsoft.com/office/drawing/2016/5/9/chartex" xmlns:cx4="http://schemas.microsoft.com/office/drawing/2016/5/10/chartex" xmlns:cx5="http://schemas.microsoft.com/office/drawing/2016/5/11/chartex" xmlns:cx6="http://schemas.microsoft.com/office/drawing/2016/5/12/chartex" xmlns:cx7="http://schemas.microsoft.com/office/drawing/2016/5/13/chartex" xmlns:cx8="http://schemas.microsoft.com/office/drawing/2016/5/14/chartex" xmlns:mc="http://schemas.openxmlformats.org/markup-compatibility/2006" xmlns:aink="http://schemas.microsoft.com/office/drawing/2016/ink" xmlns:am3d="http://schemas.microsoft.com/office/drawing/2017/model3d" xmlns:o="urn:schemas-microsoft-com:office:office" xmlns:oel="http://schemas.microsoft.com/office/2019/extlst" xmlns:r="http://schemas.openxmlformats.org/officeDocument/2006/relationships" xmlns:m="http://schemas.openxmlformats.org/officeDocument/2006/math" xmlns:v="urn:schemas-microsoft-com:vml" xmlns:wp14="http://schemas.microsoft.com/office/word/2010/wordprocessingDrawing" xmlns:wp="http://schemas.openxmlformats.org/drawingml/2006/wordprocessingDrawing" xmlns:w10="urn:schemas-microsoft-com:office:word" xmlns:w="http://schemas.openxmlformats.org/wordprocessingml/2006/main" xmlns:w14="http://schemas.microsoft.com/office/word/2010/wordml" xmlns:w15="http://schemas.microsoft.com/office/word/2012/wordml" xmlns:w16cex="http://schemas.microsoft.com/office/word/2018/wordml/cex" xmlns:w16cid="http://schemas.microsoft.com/office/word/2016/wordml/cid" xmlns:w16="http://schemas.microsoft.com/office/word/2018/wordml" xmlns:w16sdtdh="http://schemas.microsoft.com/office/word/2020/wordml/sdtdatahash" xmlns:w16se="http://schemas.microsoft.com/office/word/2015/wordml/symex" xmlns:wpg="http://schemas.microsoft.com/office/word/2010/wordprocessingGroup" xmlns:wpi="http://schemas.microsoft.com/office/word/2010/wordprocessingInk" xmlns:wne="http://schemas.microsoft.com/office/word/2006/wordml" xmlns:wps="http://schemas.microsoft.com/office/word/2010/wordprocessingShape" mc:Ignorable="w14 w15 w16se w16cid w16 w16cex w16sdtdh wp14">
+<w:ftr xmlns:wpc="http://schemas.microsoft.com/office/word/2010/wordprocessingCanvas" xmlns:cx="http://schemas.microsoft.com/office/drawing/2014/chartex" xmlns:cx1="http://schemas.microsoft.com/office/drawing/2015/9/8/chartex" xmlns:cx2="http://schemas.microsoft.com/office/drawing/2015/10/21/chartex" xmlns:cx3="http://schemas.microsoft.com/office/drawing/2016/5/9/chartex" xmlns:cx4="http://schemas.microsoft.com/office/drawing/2016/5/10/chartex" xmlns:cx5="http://schemas.microsoft.com/office/drawing/2016/5/11/chartex" xmlns:cx6="http://schemas.microsoft.com/office/drawing/2016/5/12/chartex" xmlns:cx7="http://schemas.microsoft.com/office/drawing/2016/5/13/chartex" xmlns:cx8="http://schemas.microsoft.com/office/drawing/2016/5/14/chartex" xmlns:mc="http://schemas.openxmlformats.org/markup-compatibility/2006" xmlns:aink="http://schemas.microsoft.com/office/drawing/2016/ink" xmlns:am3d="http://schemas.microsoft.com/office/drawing/2017/model3d" xmlns:o="urn:schemas-microsoft-com:office:office" xmlns:oel="http://schemas.microsoft.com/office/2019/extlst" xmlns:r="http://schemas.openxmlformats.org/officeDocument/2006/relationships" xmlns:m="http://schemas.openxmlformats.org/officeDocument/2006/math" xmlns:v="urn:schemas-microsoft-com:vml" xmlns:wp14="http://schemas.microsoft.com/office/word/2010/wordprocessingDrawing" xmlns:wp="http://schemas.openxmlformats.org/drawingml/2006/wordprocessingDrawing" xmlns:w10="urn:schemas-microsoft-com:office:word" xmlns:w="http://schemas.openxmlformats.org/wordprocessingml/2006/main" xmlns:w14="http://schemas.microsoft.com/office/word/2010/wordml" xmlns:w15="http://schemas.microsoft.com/office/word/2012/wordml" xmlns:w16cex="http://schemas.microsoft.com/office/word/2018/wordml/cex" xmlns:w16cid="http://schemas.microsoft.com/office/word/2016/wordml/cid" xmlns:w16="http://schemas.microsoft.com/office/word/2018/wordml" xmlns:w16du="http://schemas.microsoft.com/office/word/2023/wordml/word16du" xmlns:w16sdtdh="http://schemas.microsoft.com/office/word/2020/wordml/sdtdatahash" xmlns:w16sdtfl="http://schemas.microsoft.com/office/word/2024/wordml/sdtformatlock" xmlns:w16se="http://schemas.microsoft.com/office/word/2015/wordml/symex" xmlns:wpg="http://schemas.microsoft.com/office/word/2010/wordprocessingGroup" xmlns:wpi="http://schemas.microsoft.com/office/word/2010/wordprocessingInk" xmlns:wne="http://schemas.microsoft.com/office/word/2006/wordml" xmlns:wps="http://schemas.microsoft.com/office/word/2010/wordprocessingShape" mc:Ignorable="w14 w15 w16se w16cid w16 w16cex w16sdtdh w16sdtfl w16du wp14">
   <w:p>
     <w:pPr>
       <w:pStyle w:val="Footer"/>
@@ -7301,7 +7588,7 @@
 </file>
 
 <file path=word/footer2.xml><?xml version="1.0" encoding="utf-8"?>
-<w:ftr xmlns:wpc="http://schemas.microsoft.com/office/word/2010/wordprocessingCanvas" xmlns:cx="http://schemas.microsoft.com/office/drawing/2014/chartex" xmlns:cx1="http://schemas.microsoft.com/office/drawing/2015/9/8/chartex" xmlns:cx2="http://schemas.microsoft.com/office/drawing/2015/10/21/chartex" xmlns:cx3="http://schemas.microsoft.com/office/drawing/2016/5/9/chartex" xmlns:cx4="http://schemas.microsoft.com/office/drawing/2016/5/10/chartex" xmlns:cx5="http://schemas.microsoft.com/office/drawing/2016/5/11/chartex" xmlns:cx6="http://schemas.microsoft.com/office/drawing/2016/5/12/chartex" xmlns:cx7="http://schemas.microsoft.com/office/drawing/2016/5/13/chartex" xmlns:cx8="http://schemas.microsoft.com/office/drawing/2016/5/14/chartex" xmlns:mc="http://schemas.openxmlformats.org/markup-compatibility/2006" xmlns:aink="http://schemas.microsoft.com/office/drawing/2016/ink" xmlns:am3d="http://schemas.microsoft.com/office/drawing/2017/model3d" xmlns:o="urn:schemas-microsoft-com:office:office" xmlns:oel="http://schemas.microsoft.com/office/2019/extlst" xmlns:r="http://schemas.openxmlformats.org/officeDocument/2006/relationships" xmlns:m="http://schemas.openxmlformats.org/officeDocument/2006/math" xmlns:v="urn:schemas-microsoft-com:vml" xmlns:wp14="http://schemas.microsoft.com/office/word/2010/wordprocessingDrawing" xmlns:wp="http://schemas.openxmlformats.org/drawingml/2006/wordprocessingDrawing" xmlns:w10="urn:schemas-microsoft-com:office:word" xmlns:w="http://schemas.openxmlformats.org/wordprocessingml/2006/main" xmlns:w14="http://schemas.microsoft.com/office/word/2010/wordml" xmlns:w15="http://schemas.microsoft.com/office/word/2012/wordml" xmlns:w16cex="http://schemas.microsoft.com/office/word/2018/wordml/cex" xmlns:w16cid="http://schemas.microsoft.com/office/word/2016/wordml/cid" xmlns:w16="http://schemas.microsoft.com/office/word/2018/wordml" xmlns:w16sdtdh="http://schemas.microsoft.com/office/word/2020/wordml/sdtdatahash" xmlns:w16se="http://schemas.microsoft.com/office/word/2015/wordml/symex" xmlns:wpg="http://schemas.microsoft.com/office/word/2010/wordprocessingGroup" xmlns:wpi="http://schemas.microsoft.com/office/word/2010/wordprocessingInk" xmlns:wne="http://schemas.microsoft.com/office/word/2006/wordml" xmlns:wps="http://schemas.microsoft.com/office/word/2010/wordprocessingShape" mc:Ignorable="w14 w15 w16se w16cid w16 w16cex w16sdtdh wp14">
+<w:ftr xmlns:wpc="http://schemas.microsoft.com/office/word/2010/wordprocessingCanvas" xmlns:cx="http://schemas.microsoft.com/office/drawing/2014/chartex" xmlns:cx1="http://schemas.microsoft.com/office/drawing/2015/9/8/chartex" xmlns:cx2="http://schemas.microsoft.com/office/drawing/2015/10/21/chartex" xmlns:cx3="http://schemas.microsoft.com/office/drawing/2016/5/9/chartex" xmlns:cx4="http://schemas.microsoft.com/office/drawing/2016/5/10/chartex" xmlns:cx5="http://schemas.microsoft.com/office/drawing/2016/5/11/chartex" xmlns:cx6="http://schemas.microsoft.com/office/drawing/2016/5/12/chartex" xmlns:cx7="http://schemas.microsoft.com/office/drawing/2016/5/13/chartex" xmlns:cx8="http://schemas.microsoft.com/office/drawing/2016/5/14/chartex" xmlns:mc="http://schemas.openxmlformats.org/markup-compatibility/2006" xmlns:aink="http://schemas.microsoft.com/office/drawing/2016/ink" xmlns:am3d="http://schemas.microsoft.com/office/drawing/2017/model3d" xmlns:o="urn:schemas-microsoft-com:office:office" xmlns:oel="http://schemas.microsoft.com/office/2019/extlst" xmlns:r="http://schemas.openxmlformats.org/officeDocument/2006/relationships" xmlns:m="http://schemas.openxmlformats.org/officeDocument/2006/math" xmlns:v="urn:schemas-microsoft-com:vml" xmlns:wp14="http://schemas.microsoft.com/office/word/2010/wordprocessingDrawing" xmlns:wp="http://schemas.openxmlformats.org/drawingml/2006/wordprocessingDrawing" xmlns:w10="urn:schemas-microsoft-com:office:word" xmlns:w="http://schemas.openxmlformats.org/wordprocessingml/2006/main" xmlns:w14="http://schemas.microsoft.com/office/word/2010/wordml" xmlns:w15="http://schemas.microsoft.com/office/word/2012/wordml" xmlns:w16cex="http://schemas.microsoft.com/office/word/2018/wordml/cex" xmlns:w16cid="http://schemas.microsoft.com/office/word/2016/wordml/cid" xmlns:w16="http://schemas.microsoft.com/office/word/2018/wordml" xmlns:w16du="http://schemas.microsoft.com/office/word/2023/wordml/word16du" xmlns:w16sdtdh="http://schemas.microsoft.com/office/word/2020/wordml/sdtdatahash" xmlns:w16sdtfl="http://schemas.microsoft.com/office/word/2024/wordml/sdtformatlock" xmlns:w16se="http://schemas.microsoft.com/office/word/2015/wordml/symex" xmlns:wpg="http://schemas.microsoft.com/office/word/2010/wordprocessingGroup" xmlns:wpi="http://schemas.microsoft.com/office/word/2010/wordprocessingInk" xmlns:wne="http://schemas.microsoft.com/office/word/2006/wordml" xmlns:wps="http://schemas.microsoft.com/office/word/2010/wordprocessingShape" mc:Ignorable="w14 w15 w16se w16cid w16 w16cex w16sdtdh w16sdtfl w16du wp14">
   <w:sdt>
     <w:sdtPr>
       <w:id w:val="166299760"/>
@@ -7376,7 +7663,7 @@
 </file>
 
 <file path=word/footer3.xml><?xml version="1.0" encoding="utf-8"?>
-<w:ftr xmlns:wpc="http://schemas.microsoft.com/office/word/2010/wordprocessingCanvas" xmlns:cx="http://schemas.microsoft.com/office/drawing/2014/chartex" xmlns:cx1="http://schemas.microsoft.com/office/drawing/2015/9/8/chartex" xmlns:cx2="http://schemas.microsoft.com/office/drawing/2015/10/21/chartex" xmlns:cx3="http://schemas.microsoft.com/office/drawing/2016/5/9/chartex" xmlns:cx4="http://schemas.microsoft.com/office/drawing/2016/5/10/chartex" xmlns:cx5="http://schemas.microsoft.com/office/drawing/2016/5/11/chartex" xmlns:cx6="http://schemas.microsoft.com/office/drawing/2016/5/12/chartex" xmlns:cx7="http://schemas.microsoft.com/office/drawing/2016/5/13/chartex" xmlns:cx8="http://schemas.microsoft.com/office/drawing/2016/5/14/chartex" xmlns:mc="http://schemas.openxmlformats.org/markup-compatibility/2006" xmlns:aink="http://schemas.microsoft.com/office/drawing/2016/ink" xmlns:am3d="http://schemas.microsoft.com/office/drawing/2017/model3d" xmlns:o="urn:schemas-microsoft-com:office:office" xmlns:oel="http://schemas.microsoft.com/office/2019/extlst" xmlns:r="http://schemas.openxmlformats.org/officeDocument/2006/relationships" xmlns:m="http://schemas.openxmlformats.org/officeDocument/2006/math" xmlns:v="urn:schemas-microsoft-com:vml" xmlns:wp14="http://schemas.microsoft.com/office/word/2010/wordprocessingDrawing" xmlns:wp="http://schemas.openxmlformats.org/drawingml/2006/wordprocessingDrawing" xmlns:w10="urn:schemas-microsoft-com:office:word" xmlns:w="http://schemas.openxmlformats.org/wordprocessingml/2006/main" xmlns:w14="http://schemas.microsoft.com/office/word/2010/wordml" xmlns:w15="http://schemas.microsoft.com/office/word/2012/wordml" xmlns:w16cex="http://schemas.microsoft.com/office/word/2018/wordml/cex" xmlns:w16cid="http://schemas.microsoft.com/office/word/2016/wordml/cid" xmlns:w16="http://schemas.microsoft.com/office/word/2018/wordml" xmlns:w16sdtdh="http://schemas.microsoft.com/office/word/2020/wordml/sdtdatahash" xmlns:w16se="http://schemas.microsoft.com/office/word/2015/wordml/symex" xmlns:wpg="http://schemas.microsoft.com/office/word/2010/wordprocessingGroup" xmlns:wpi="http://schemas.microsoft.com/office/word/2010/wordprocessingInk" xmlns:wne="http://schemas.microsoft.com/office/word/2006/wordml" xmlns:wps="http://schemas.microsoft.com/office/word/2010/wordprocessingShape" mc:Ignorable="w14 w15 w16se w16cid w16 w16cex w16sdtdh wp14">
+<w:ftr xmlns:wpc="http://schemas.microsoft.com/office/word/2010/wordprocessingCanvas" xmlns:cx="http://schemas.microsoft.com/office/drawing/2014/chartex" xmlns:cx1="http://schemas.microsoft.com/office/drawing/2015/9/8/chartex" xmlns:cx2="http://schemas.microsoft.com/office/drawing/2015/10/21/chartex" xmlns:cx3="http://schemas.microsoft.com/office/drawing/2016/5/9/chartex" xmlns:cx4="http://schemas.microsoft.com/office/drawing/2016/5/10/chartex" xmlns:cx5="http://schemas.microsoft.com/office/drawing/2016/5/11/chartex" xmlns:cx6="http://schemas.microsoft.com/office/drawing/2016/5/12/chartex" xmlns:cx7="http://schemas.microsoft.com/office/drawing/2016/5/13/chartex" xmlns:cx8="http://schemas.microsoft.com/office/drawing/2016/5/14/chartex" xmlns:mc="http://schemas.openxmlformats.org/markup-compatibility/2006" xmlns:aink="http://schemas.microsoft.com/office/drawing/2016/ink" xmlns:am3d="http://schemas.microsoft.com/office/drawing/2017/model3d" xmlns:o="urn:schemas-microsoft-com:office:office" xmlns:oel="http://schemas.microsoft.com/office/2019/extlst" xmlns:r="http://schemas.openxmlformats.org/officeDocument/2006/relationships" xmlns:m="http://schemas.openxmlformats.org/officeDocument/2006/math" xmlns:v="urn:schemas-microsoft-com:vml" xmlns:wp14="http://schemas.microsoft.com/office/word/2010/wordprocessingDrawing" xmlns:wp="http://schemas.openxmlformats.org/drawingml/2006/wordprocessingDrawing" xmlns:w10="urn:schemas-microsoft-com:office:word" xmlns:w="http://schemas.openxmlformats.org/wordprocessingml/2006/main" xmlns:w14="http://schemas.microsoft.com/office/word/2010/wordml" xmlns:w15="http://schemas.microsoft.com/office/word/2012/wordml" xmlns:w16cex="http://schemas.microsoft.com/office/word/2018/wordml/cex" xmlns:w16cid="http://schemas.microsoft.com/office/word/2016/wordml/cid" xmlns:w16="http://schemas.microsoft.com/office/word/2018/wordml" xmlns:w16du="http://schemas.microsoft.com/office/word/2023/wordml/word16du" xmlns:w16sdtdh="http://schemas.microsoft.com/office/word/2020/wordml/sdtdatahash" xmlns:w16sdtfl="http://schemas.microsoft.com/office/word/2024/wordml/sdtformatlock" xmlns:w16se="http://schemas.microsoft.com/office/word/2015/wordml/symex" xmlns:wpg="http://schemas.microsoft.com/office/word/2010/wordprocessingGroup" xmlns:wpi="http://schemas.microsoft.com/office/word/2010/wordprocessingInk" xmlns:wne="http://schemas.microsoft.com/office/word/2006/wordml" xmlns:wps="http://schemas.microsoft.com/office/word/2010/wordprocessingShape" mc:Ignorable="w14 w15 w16se w16cid w16 w16cex w16sdtdh w16sdtfl w16du wp14">
   <w:p>
     <w:pPr>
       <w:pStyle w:val="Footer"/>
@@ -7386,7 +7673,7 @@
 </file>
 
 <file path=word/footnotes.xml><?xml version="1.0" encoding="utf-8"?>
-<w:footnotes xmlns:wpc="http://schemas.microsoft.com/office/word/2010/wordprocessingCanvas" xmlns:cx="http://schemas.microsoft.com/office/drawing/2014/chartex" xmlns:cx1="http://schemas.microsoft.com/office/drawing/2015/9/8/chartex" xmlns:cx2="http://schemas.microsoft.com/office/drawing/2015/10/21/chartex" xmlns:cx3="http://schemas.microsoft.com/office/drawing/2016/5/9/chartex" xmlns:cx4="http://schemas.microsoft.com/office/drawing/2016/5/10/chartex" xmlns:cx5="http://schemas.microsoft.com/office/drawing/2016/5/11/chartex" xmlns:cx6="http://schemas.microsoft.com/office/drawing/2016/5/12/chartex" xmlns:cx7="http://schemas.microsoft.com/office/drawing/2016/5/13/chartex" xmlns:cx8="http://schemas.microsoft.com/office/drawing/2016/5/14/chartex" xmlns:mc="http://schemas.openxmlformats.org/markup-compatibility/2006" xmlns:aink="http://schemas.microsoft.com/office/drawing/2016/ink" xmlns:am3d="http://schemas.microsoft.com/office/drawing/2017/model3d" xmlns:o="urn:schemas-microsoft-com:office:office" xmlns:oel="http://schemas.microsoft.com/office/2019/extlst" xmlns:r="http://schemas.openxmlformats.org/officeDocument/2006/relationships" xmlns:m="http://schemas.openxmlformats.org/officeDocument/2006/math" xmlns:v="urn:schemas-microsoft-com:vml" xmlns:wp14="http://schemas.microsoft.com/office/word/2010/wordprocessingDrawing" xmlns:wp="http://schemas.openxmlformats.org/drawingml/2006/wordprocessingDrawing" xmlns:w10="urn:schemas-microsoft-com:office:word" xmlns:w="http://schemas.openxmlformats.org/wordprocessingml/2006/main" xmlns:w14="http://schemas.microsoft.com/office/word/2010/wordml" xmlns:w15="http://schemas.microsoft.com/office/word/2012/wordml" xmlns:w16cex="http://schemas.microsoft.com/office/word/2018/wordml/cex" xmlns:w16cid="http://schemas.microsoft.com/office/word/2016/wordml/cid" xmlns:w16="http://schemas.microsoft.com/office/word/2018/wordml" xmlns:w16sdtdh="http://schemas.microsoft.com/office/word/2020/wordml/sdtdatahash" xmlns:w16se="http://schemas.microsoft.com/office/word/2015/wordml/symex" xmlns:wpg="http://schemas.microsoft.com/office/word/2010/wordprocessingGroup" xmlns:wpi="http://schemas.microsoft.com/office/word/2010/wordprocessingInk" xmlns:wne="http://schemas.microsoft.com/office/word/2006/wordml" xmlns:wps="http://schemas.microsoft.com/office/word/2010/wordprocessingShape" mc:Ignorable="w14 w15 w16se w16cid w16 w16cex w16sdtdh wp14">
+<w:footnotes xmlns:wpc="http://schemas.microsoft.com/office/word/2010/wordprocessingCanvas" xmlns:cx="http://schemas.microsoft.com/office/drawing/2014/chartex" xmlns:cx1="http://schemas.microsoft.com/office/drawing/2015/9/8/chartex" xmlns:cx2="http://schemas.microsoft.com/office/drawing/2015/10/21/chartex" xmlns:cx3="http://schemas.microsoft.com/office/drawing/2016/5/9/chartex" xmlns:cx4="http://schemas.microsoft.com/office/drawing/2016/5/10/chartex" xmlns:cx5="http://schemas.microsoft.com/office/drawing/2016/5/11/chartex" xmlns:cx6="http://schemas.microsoft.com/office/drawing/2016/5/12/chartex" xmlns:cx7="http://schemas.microsoft.com/office/drawing/2016/5/13/chartex" xmlns:cx8="http://schemas.microsoft.com/office/drawing/2016/5/14/chartex" xmlns:mc="http://schemas.openxmlformats.org/markup-compatibility/2006" xmlns:aink="http://schemas.microsoft.com/office/drawing/2016/ink" xmlns:am3d="http://schemas.microsoft.com/office/drawing/2017/model3d" xmlns:o="urn:schemas-microsoft-com:office:office" xmlns:oel="http://schemas.microsoft.com/office/2019/extlst" xmlns:r="http://schemas.openxmlformats.org/officeDocument/2006/relationships" xmlns:m="http://schemas.openxmlformats.org/officeDocument/2006/math" xmlns:v="urn:schemas-microsoft-com:vml" xmlns:wp14="http://schemas.microsoft.com/office/word/2010/wordprocessingDrawing" xmlns:wp="http://schemas.openxmlformats.org/drawingml/2006/wordprocessingDrawing" xmlns:w10="urn:schemas-microsoft-com:office:word" xmlns:w="http://schemas.openxmlformats.org/wordprocessingml/2006/main" xmlns:w14="http://schemas.microsoft.com/office/word/2010/wordml" xmlns:w15="http://schemas.microsoft.com/office/word/2012/wordml" xmlns:w16cex="http://schemas.microsoft.com/office/word/2018/wordml/cex" xmlns:w16cid="http://schemas.microsoft.com/office/word/2016/wordml/cid" xmlns:w16="http://schemas.microsoft.com/office/word/2018/wordml" xmlns:w16du="http://schemas.microsoft.com/office/word/2023/wordml/word16du" xmlns:w16sdtdh="http://schemas.microsoft.com/office/word/2020/wordml/sdtdatahash" xmlns:w16sdtfl="http://schemas.microsoft.com/office/word/2024/wordml/sdtformatlock" xmlns:w16se="http://schemas.microsoft.com/office/word/2015/wordml/symex" xmlns:wpg="http://schemas.microsoft.com/office/word/2010/wordprocessingGroup" xmlns:wpi="http://schemas.microsoft.com/office/word/2010/wordprocessingInk" xmlns:wne="http://schemas.microsoft.com/office/word/2006/wordml" xmlns:wps="http://schemas.microsoft.com/office/word/2010/wordprocessingShape" mc:Ignorable="w14 w15 w16se w16cid w16 w16cex w16sdtdh w16sdtfl w16du wp14">
   <w:footnote w:type="separator" w:id="-1">
     <w:p>
       <w:r>
@@ -7405,7 +7692,7 @@
 </file>
 
 <file path=word/header1.xml><?xml version="1.0" encoding="utf-8"?>
-<w:hdr xmlns:wpc="http://schemas.microsoft.com/office/word/2010/wordprocessingCanvas" xmlns:cx="http://schemas.microsoft.com/office/drawing/2014/chartex" xmlns:cx1="http://schemas.microsoft.com/office/drawing/2015/9/8/chartex" xmlns:cx2="http://schemas.microsoft.com/office/drawing/2015/10/21/chartex" xmlns:cx3="http://schemas.microsoft.com/office/drawing/2016/5/9/chartex" xmlns:cx4="http://schemas.microsoft.com/office/drawing/2016/5/10/chartex" xmlns:cx5="http://schemas.microsoft.com/office/drawing/2016/5/11/chartex" xmlns:cx6="http://schemas.microsoft.com/office/drawing/2016/5/12/chartex" xmlns:cx7="http://schemas.microsoft.com/office/drawing/2016/5/13/chartex" xmlns:cx8="http://schemas.microsoft.com/office/drawing/2016/5/14/chartex" xmlns:mc="http://schemas.openxmlformats.org/markup-compatibility/2006" xmlns:aink="http://schemas.microsoft.com/office/drawing/2016/ink" xmlns:am3d="http://schemas.microsoft.com/office/drawing/2017/model3d" xmlns:o="urn:schemas-microsoft-com:office:office" xmlns:oel="http://schemas.microsoft.com/office/2019/extlst" xmlns:r="http://schemas.openxmlformats.org/officeDocument/2006/relationships" xmlns:m="http://schemas.openxmlformats.org/officeDocument/2006/math" xmlns:v="urn:schemas-microsoft-com:vml" xmlns:wp14="http://schemas.microsoft.com/office/word/2010/wordprocessingDrawing" xmlns:wp="http://schemas.openxmlformats.org/drawingml/2006/wordprocessingDrawing" xmlns:w10="urn:schemas-microsoft-com:office:word" xmlns:w="http://schemas.openxmlformats.org/wordprocessingml/2006/main" xmlns:w14="http://schemas.microsoft.com/office/word/2010/wordml" xmlns:w15="http://schemas.microsoft.com/office/word/2012/wordml" xmlns:w16cex="http://schemas.microsoft.com/office/word/2018/wordml/cex" xmlns:w16cid="http://schemas.microsoft.com/office/word/2016/wordml/cid" xmlns:w16="http://schemas.microsoft.com/office/word/2018/wordml" xmlns:w16sdtdh="http://schemas.microsoft.com/office/word/2020/wordml/sdtdatahash" xmlns:w16se="http://schemas.microsoft.com/office/word/2015/wordml/symex" xmlns:wpg="http://schemas.microsoft.com/office/word/2010/wordprocessingGroup" xmlns:wpi="http://schemas.microsoft.com/office/word/2010/wordprocessingInk" xmlns:wne="http://schemas.microsoft.com/office/word/2006/wordml" xmlns:wps="http://schemas.microsoft.com/office/word/2010/wordprocessingShape" mc:Ignorable="w14 w15 w16se w16cid w16 w16cex w16sdtdh wp14">
+<w:hdr xmlns:wpc="http://schemas.microsoft.com/office/word/2010/wordprocessingCanvas" xmlns:cx="http://schemas.microsoft.com/office/drawing/2014/chartex" xmlns:cx1="http://schemas.microsoft.com/office/drawing/2015/9/8/chartex" xmlns:cx2="http://schemas.microsoft.com/office/drawing/2015/10/21/chartex" xmlns:cx3="http://schemas.microsoft.com/office/drawing/2016/5/9/chartex" xmlns:cx4="http://schemas.microsoft.com/office/drawing/2016/5/10/chartex" xmlns:cx5="http://schemas.microsoft.com/office/drawing/2016/5/11/chartex" xmlns:cx6="http://schemas.microsoft.com/office/drawing/2016/5/12/chartex" xmlns:cx7="http://schemas.microsoft.com/office/drawing/2016/5/13/chartex" xmlns:cx8="http://schemas.microsoft.com/office/drawing/2016/5/14/chartex" xmlns:mc="http://schemas.openxmlformats.org/markup-compatibility/2006" xmlns:aink="http://schemas.microsoft.com/office/drawing/2016/ink" xmlns:am3d="http://schemas.microsoft.com/office/drawing/2017/model3d" xmlns:o="urn:schemas-microsoft-com:office:office" xmlns:oel="http://schemas.microsoft.com/office/2019/extlst" xmlns:r="http://schemas.openxmlformats.org/officeDocument/2006/relationships" xmlns:m="http://schemas.openxmlformats.org/officeDocument/2006/math" xmlns:v="urn:schemas-microsoft-com:vml" xmlns:wp14="http://schemas.microsoft.com/office/word/2010/wordprocessingDrawing" xmlns:wp="http://schemas.openxmlformats.org/drawingml/2006/wordprocessingDrawing" xmlns:w10="urn:schemas-microsoft-com:office:word" xmlns:w="http://schemas.openxmlformats.org/wordprocessingml/2006/main" xmlns:w14="http://schemas.microsoft.com/office/word/2010/wordml" xmlns:w15="http://schemas.microsoft.com/office/word/2012/wordml" xmlns:w16cex="http://schemas.microsoft.com/office/word/2018/wordml/cex" xmlns:w16cid="http://schemas.microsoft.com/office/word/2016/wordml/cid" xmlns:w16="http://schemas.microsoft.com/office/word/2018/wordml" xmlns:w16du="http://schemas.microsoft.com/office/word/2023/wordml/word16du" xmlns:w16sdtdh="http://schemas.microsoft.com/office/word/2020/wordml/sdtdatahash" xmlns:w16sdtfl="http://schemas.microsoft.com/office/word/2024/wordml/sdtformatlock" xmlns:w16se="http://schemas.microsoft.com/office/word/2015/wordml/symex" xmlns:wpg="http://schemas.microsoft.com/office/word/2010/wordprocessingGroup" xmlns:wpi="http://schemas.microsoft.com/office/word/2010/wordprocessingInk" xmlns:wne="http://schemas.microsoft.com/office/word/2006/wordml" xmlns:wps="http://schemas.microsoft.com/office/word/2010/wordprocessingShape" mc:Ignorable="w14 w15 w16se w16cid w16 w16cex w16sdtdh w16sdtfl w16du wp14">
   <w:p>
     <w:pPr>
       <w:pStyle w:val="Header"/>
@@ -7415,7 +7702,7 @@
 </file>
 
 <file path=word/header2.xml><?xml version="1.0" encoding="utf-8"?>
-<w:hdr xmlns:wpc="http://schemas.microsoft.com/office/word/2010/wordprocessingCanvas" xmlns:cx="http://schemas.microsoft.com/office/drawing/2014/chartex" xmlns:cx1="http://schemas.microsoft.com/office/drawing/2015/9/8/chartex" xmlns:cx2="http://schemas.microsoft.com/office/drawing/2015/10/21/chartex" xmlns:cx3="http://schemas.microsoft.com/office/drawing/2016/5/9/chartex" xmlns:cx4="http://schemas.microsoft.com/office/drawing/2016/5/10/chartex" xmlns:cx5="http://schemas.microsoft.com/office/drawing/2016/5/11/chartex" xmlns:cx6="http://schemas.microsoft.com/office/drawing/2016/5/12/chartex" xmlns:cx7="http://schemas.microsoft.com/office/drawing/2016/5/13/chartex" xmlns:cx8="http://schemas.microsoft.com/office/drawing/2016/5/14/chartex" xmlns:mc="http://schemas.openxmlformats.org/markup-compatibility/2006" xmlns:aink="http://schemas.microsoft.com/office/drawing/2016/ink" xmlns:am3d="http://schemas.microsoft.com/office/drawing/2017/model3d" xmlns:o="urn:schemas-microsoft-com:office:office" xmlns:oel="http://schemas.microsoft.com/office/2019/extlst" xmlns:r="http://schemas.openxmlformats.org/officeDocument/2006/relationships" xmlns:m="http://schemas.openxmlformats.org/officeDocument/2006/math" xmlns:v="urn:schemas-microsoft-com:vml" xmlns:wp14="http://schemas.microsoft.com/office/word/2010/wordprocessingDrawing" xmlns:wp="http://schemas.openxmlformats.org/drawingml/2006/wordprocessingDrawing" xmlns:w10="urn:schemas-microsoft-com:office:word" xmlns:w="http://schemas.openxmlformats.org/wordprocessingml/2006/main" xmlns:w14="http://schemas.microsoft.com/office/word/2010/wordml" xmlns:w15="http://schemas.microsoft.com/office/word/2012/wordml" xmlns:w16cex="http://schemas.microsoft.com/office/word/2018/wordml/cex" xmlns:w16cid="http://schemas.microsoft.com/office/word/2016/wordml/cid" xmlns:w16="http://schemas.microsoft.com/office/word/2018/wordml" xmlns:w16sdtdh="http://schemas.microsoft.com/office/word/2020/wordml/sdtdatahash" xmlns:w16se="http://schemas.microsoft.com/office/word/2015/wordml/symex" xmlns:wpg="http://schemas.microsoft.com/office/word/2010/wordprocessingGroup" xmlns:wpi="http://schemas.microsoft.com/office/word/2010/wordprocessingInk" xmlns:wne="http://schemas.microsoft.com/office/word/2006/wordml" xmlns:wps="http://schemas.microsoft.com/office/word/2010/wordprocessingShape" mc:Ignorable="w14 w15 w16se w16cid w16 w16cex w16sdtdh wp14">
+<w:hdr xmlns:wpc="http://schemas.microsoft.com/office/word/2010/wordprocessingCanvas" xmlns:cx="http://schemas.microsoft.com/office/drawing/2014/chartex" xmlns:cx1="http://schemas.microsoft.com/office/drawing/2015/9/8/chartex" xmlns:cx2="http://schemas.microsoft.com/office/drawing/2015/10/21/chartex" xmlns:cx3="http://schemas.microsoft.com/office/drawing/2016/5/9/chartex" xmlns:cx4="http://schemas.microsoft.com/office/drawing/2016/5/10/chartex" xmlns:cx5="http://schemas.microsoft.com/office/drawing/2016/5/11/chartex" xmlns:cx6="http://schemas.microsoft.com/office/drawing/2016/5/12/chartex" xmlns:cx7="http://schemas.microsoft.com/office/drawing/2016/5/13/chartex" xmlns:cx8="http://schemas.microsoft.com/office/drawing/2016/5/14/chartex" xmlns:mc="http://schemas.openxmlformats.org/markup-compatibility/2006" xmlns:aink="http://schemas.microsoft.com/office/drawing/2016/ink" xmlns:am3d="http://schemas.microsoft.com/office/drawing/2017/model3d" xmlns:o="urn:schemas-microsoft-com:office:office" xmlns:oel="http://schemas.microsoft.com/office/2019/extlst" xmlns:r="http://schemas.openxmlformats.org/officeDocument/2006/relationships" xmlns:m="http://schemas.openxmlformats.org/officeDocument/2006/math" xmlns:v="urn:schemas-microsoft-com:vml" xmlns:wp14="http://schemas.microsoft.com/office/word/2010/wordprocessingDrawing" xmlns:wp="http://schemas.openxmlformats.org/drawingml/2006/wordprocessingDrawing" xmlns:w10="urn:schemas-microsoft-com:office:word" xmlns:w="http://schemas.openxmlformats.org/wordprocessingml/2006/main" xmlns:w14="http://schemas.microsoft.com/office/word/2010/wordml" xmlns:w15="http://schemas.microsoft.com/office/word/2012/wordml" xmlns:w16cex="http://schemas.microsoft.com/office/word/2018/wordml/cex" xmlns:w16cid="http://schemas.microsoft.com/office/word/2016/wordml/cid" xmlns:w16="http://schemas.microsoft.com/office/word/2018/wordml" xmlns:w16du="http://schemas.microsoft.com/office/word/2023/wordml/word16du" xmlns:w16sdtdh="http://schemas.microsoft.com/office/word/2020/wordml/sdtdatahash" xmlns:w16sdtfl="http://schemas.microsoft.com/office/word/2024/wordml/sdtformatlock" xmlns:w16se="http://schemas.microsoft.com/office/word/2015/wordml/symex" xmlns:wpg="http://schemas.microsoft.com/office/word/2010/wordprocessingGroup" xmlns:wpi="http://schemas.microsoft.com/office/word/2010/wordprocessingInk" xmlns:wne="http://schemas.microsoft.com/office/word/2006/wordml" xmlns:wps="http://schemas.microsoft.com/office/word/2010/wordprocessingShape" mc:Ignorable="w14 w15 w16se w16cid w16 w16cex w16sdtdh w16sdtfl w16du wp14">
   <w:p>
     <w:pPr>
       <w:pStyle w:val="Header"/>
@@ -7435,34 +7722,7 @@
         <w:sz w:val="18"/>
         <w:szCs w:val="18"/>
       </w:rPr>
-      <w:t>Author 1</w:t>
-    </w:r>
-    <w:r>
-      <w:rPr>
-        <w:i/>
-        <w:iCs/>
-        <w:sz w:val="18"/>
-        <w:szCs w:val="18"/>
-      </w:rPr>
-      <w:t>, Author 2,</w:t>
-    </w:r>
-    <w:r>
-      <w:rPr>
-        <w:i/>
-        <w:iCs/>
-        <w:sz w:val="18"/>
-        <w:szCs w:val="18"/>
-      </w:rPr>
-      <w:t xml:space="preserve"> and </w:t>
-    </w:r>
-    <w:r>
-      <w:rPr>
-        <w:i/>
-        <w:iCs/>
-        <w:sz w:val="18"/>
-        <w:szCs w:val="18"/>
-      </w:rPr>
-      <w:t>Author 3</w:t>
+      <w:t>Author 1, Author 2, and Author 3</w:t>
     </w:r>
   </w:p>
   <w:p>
@@ -7479,7 +7739,36 @@
         <w:sz w:val="18"/>
         <w:szCs w:val="18"/>
       </w:rPr>
-      <w:t>The 8th International Conference on Saving Energy in Refrigeration and Air-Conditioning</w:t>
+      <w:t>The 1</w:t>
+    </w:r>
+    <w:r>
+      <w:rPr>
+        <w:sz w:val="18"/>
+        <w:szCs w:val="18"/>
+        <w:vertAlign w:val="superscript"/>
+      </w:rPr>
+      <w:t>st</w:t>
+    </w:r>
+    <w:r>
+      <w:rPr>
+        <w:sz w:val="18"/>
+        <w:szCs w:val="18"/>
+      </w:rPr>
+      <w:t xml:space="preserve"> International Conference</w:t>
+    </w:r>
+    <w:r>
+      <w:rPr>
+        <w:sz w:val="18"/>
+        <w:szCs w:val="18"/>
+      </w:rPr>
+      <w:t xml:space="preserve"> </w:t>
+    </w:r>
+    <w:r>
+      <w:rPr>
+        <w:sz w:val="18"/>
+        <w:szCs w:val="18"/>
+      </w:rPr>
+      <w:t>and Exhibition of Green Jobs</w:t>
     </w:r>
     <w:r>
       <w:rPr>
@@ -7493,30 +7782,20 @@
         <w:sz w:val="18"/>
         <w:szCs w:val="18"/>
       </w:rPr>
-      <w:t>September</w:t>
-    </w:r>
-    <w:r>
-      <w:rPr>
-        <w:sz w:val="18"/>
-        <w:szCs w:val="18"/>
-      </w:rPr>
-      <w:t xml:space="preserve"> 20</w:t>
-    </w:r>
-    <w:r>
-      <w:rPr>
-        <w:sz w:val="18"/>
-        <w:szCs w:val="18"/>
-      </w:rPr>
-      <w:t>24</w:t>
+      <w:t>26 – 28 Octorber 2026</w:t>
     </w:r>
   </w:p>
   <w:bookmarkEnd w:id="0"/>
-  <w:p/>
+  <w:p>
+    <w:pPr>
+      <w:pStyle w:val="Header"/>
+    </w:pPr>
+  </w:p>
 </w:hdr>
 </file>
 
 <file path=word/header3.xml><?xml version="1.0" encoding="utf-8"?>
-<w:hdr xmlns:wpc="http://schemas.microsoft.com/office/word/2010/wordprocessingCanvas" xmlns:cx="http://schemas.microsoft.com/office/drawing/2014/chartex" xmlns:cx1="http://schemas.microsoft.com/office/drawing/2015/9/8/chartex" xmlns:cx2="http://schemas.microsoft.com/office/drawing/2015/10/21/chartex" xmlns:cx3="http://schemas.microsoft.com/office/drawing/2016/5/9/chartex" xmlns:cx4="http://schemas.microsoft.com/office/drawing/2016/5/10/chartex" xmlns:cx5="http://schemas.microsoft.com/office/drawing/2016/5/11/chartex" xmlns:cx6="http://schemas.microsoft.com/office/drawing/2016/5/12/chartex" xmlns:cx7="http://schemas.microsoft.com/office/drawing/2016/5/13/chartex" xmlns:cx8="http://schemas.microsoft.com/office/drawing/2016/5/14/chartex" xmlns:mc="http://schemas.openxmlformats.org/markup-compatibility/2006" xmlns:aink="http://schemas.microsoft.com/office/drawing/2016/ink" xmlns:am3d="http://schemas.microsoft.com/office/drawing/2017/model3d" xmlns:o="urn:schemas-microsoft-com:office:office" xmlns:oel="http://schemas.microsoft.com/office/2019/extlst" xmlns:r="http://schemas.openxmlformats.org/officeDocument/2006/relationships" xmlns:m="http://schemas.openxmlformats.org/officeDocument/2006/math" xmlns:v="urn:schemas-microsoft-com:vml" xmlns:wp14="http://schemas.microsoft.com/office/word/2010/wordprocessingDrawing" xmlns:wp="http://schemas.openxmlformats.org/drawingml/2006/wordprocessingDrawing" xmlns:w10="urn:schemas-microsoft-com:office:word" xmlns:w="http://schemas.openxmlformats.org/wordprocessingml/2006/main" xmlns:w14="http://schemas.microsoft.com/office/word/2010/wordml" xmlns:w15="http://schemas.microsoft.com/office/word/2012/wordml" xmlns:w16cex="http://schemas.microsoft.com/office/word/2018/wordml/cex" xmlns:w16cid="http://schemas.microsoft.com/office/word/2016/wordml/cid" xmlns:w16="http://schemas.microsoft.com/office/word/2018/wordml" xmlns:w16sdtdh="http://schemas.microsoft.com/office/word/2020/wordml/sdtdatahash" xmlns:w16se="http://schemas.microsoft.com/office/word/2015/wordml/symex" xmlns:wpg="http://schemas.microsoft.com/office/word/2010/wordprocessingGroup" xmlns:wpi="http://schemas.microsoft.com/office/word/2010/wordprocessingInk" xmlns:wne="http://schemas.microsoft.com/office/word/2006/wordml" xmlns:wps="http://schemas.microsoft.com/office/word/2010/wordprocessingShape" mc:Ignorable="w14 w15 w16se w16cid w16 w16cex w16sdtdh wp14">
+<w:hdr xmlns:wpc="http://schemas.microsoft.com/office/word/2010/wordprocessingCanvas" xmlns:cx="http://schemas.microsoft.com/office/drawing/2014/chartex" xmlns:cx1="http://schemas.microsoft.com/office/drawing/2015/9/8/chartex" xmlns:cx2="http://schemas.microsoft.com/office/drawing/2015/10/21/chartex" xmlns:cx3="http://schemas.microsoft.com/office/drawing/2016/5/9/chartex" xmlns:cx4="http://schemas.microsoft.com/office/drawing/2016/5/10/chartex" xmlns:cx5="http://schemas.microsoft.com/office/drawing/2016/5/11/chartex" xmlns:cx6="http://schemas.microsoft.com/office/drawing/2016/5/12/chartex" xmlns:cx7="http://schemas.microsoft.com/office/drawing/2016/5/13/chartex" xmlns:cx8="http://schemas.microsoft.com/office/drawing/2016/5/14/chartex" xmlns:mc="http://schemas.openxmlformats.org/markup-compatibility/2006" xmlns:aink="http://schemas.microsoft.com/office/drawing/2016/ink" xmlns:am3d="http://schemas.microsoft.com/office/drawing/2017/model3d" xmlns:o="urn:schemas-microsoft-com:office:office" xmlns:oel="http://schemas.microsoft.com/office/2019/extlst" xmlns:r="http://schemas.openxmlformats.org/officeDocument/2006/relationships" xmlns:m="http://schemas.openxmlformats.org/officeDocument/2006/math" xmlns:v="urn:schemas-microsoft-com:vml" xmlns:wp14="http://schemas.microsoft.com/office/word/2010/wordprocessingDrawing" xmlns:wp="http://schemas.openxmlformats.org/drawingml/2006/wordprocessingDrawing" xmlns:w10="urn:schemas-microsoft-com:office:word" xmlns:w="http://schemas.openxmlformats.org/wordprocessingml/2006/main" xmlns:w14="http://schemas.microsoft.com/office/word/2010/wordml" xmlns:w15="http://schemas.microsoft.com/office/word/2012/wordml" xmlns:w16cex="http://schemas.microsoft.com/office/word/2018/wordml/cex" xmlns:w16cid="http://schemas.microsoft.com/office/word/2016/wordml/cid" xmlns:w16="http://schemas.microsoft.com/office/word/2018/wordml" xmlns:w16du="http://schemas.microsoft.com/office/word/2023/wordml/word16du" xmlns:w16sdtdh="http://schemas.microsoft.com/office/word/2020/wordml/sdtdatahash" xmlns:w16sdtfl="http://schemas.microsoft.com/office/word/2024/wordml/sdtformatlock" xmlns:w16se="http://schemas.microsoft.com/office/word/2015/wordml/symex" xmlns:wpg="http://schemas.microsoft.com/office/word/2010/wordprocessingGroup" xmlns:wpi="http://schemas.microsoft.com/office/word/2010/wordprocessingInk" xmlns:wne="http://schemas.microsoft.com/office/word/2006/wordml" xmlns:wps="http://schemas.microsoft.com/office/word/2010/wordprocessingShape" mc:Ignorable="w14 w15 w16se w16cid w16 w16cex w16sdtdh w16sdtfl w16du wp14">
   <w:p>
     <w:pPr>
       <w:pStyle w:val="Header"/>
@@ -7526,7 +7805,7 @@
 </file>
 
 <file path=word/numbering.xml><?xml version="1.0" encoding="utf-8"?>
-<w:numbering xmlns:wpc="http://schemas.microsoft.com/office/word/2010/wordprocessingCanvas" xmlns:cx="http://schemas.microsoft.com/office/drawing/2014/chartex" xmlns:cx1="http://schemas.microsoft.com/office/drawing/2015/9/8/chartex" xmlns:cx2="http://schemas.microsoft.com/office/drawing/2015/10/21/chartex" xmlns:cx3="http://schemas.microsoft.com/office/drawing/2016/5/9/chartex" xmlns:cx4="http://schemas.microsoft.com/office/drawing/2016/5/10/chartex" xmlns:cx5="http://schemas.microsoft.com/office/drawing/2016/5/11/chartex" xmlns:cx6="http://schemas.microsoft.com/office/drawing/2016/5/12/chartex" xmlns:cx7="http://schemas.microsoft.com/office/drawing/2016/5/13/chartex" xmlns:cx8="http://schemas.microsoft.com/office/drawing/2016/5/14/chartex" xmlns:mc="http://schemas.openxmlformats.org/markup-compatibility/2006" xmlns:aink="http://schemas.microsoft.com/office/drawing/2016/ink" xmlns:am3d="http://schemas.microsoft.com/office/drawing/2017/model3d" xmlns:o="urn:schemas-microsoft-com:office:office" xmlns:oel="http://schemas.microsoft.com/office/2019/extlst" xmlns:r="http://schemas.openxmlformats.org/officeDocument/2006/relationships" xmlns:m="http://schemas.openxmlformats.org/officeDocument/2006/math" xmlns:v="urn:schemas-microsoft-com:vml" xmlns:wp14="http://schemas.microsoft.com/office/word/2010/wordprocessingDrawing" xmlns:wp="http://schemas.openxmlformats.org/drawingml/2006/wordprocessingDrawing" xmlns:w10="urn:schemas-microsoft-com:office:word" xmlns:w="http://schemas.openxmlformats.org/wordprocessingml/2006/main" xmlns:w14="http://schemas.microsoft.com/office/word/2010/wordml" xmlns:w15="http://schemas.microsoft.com/office/word/2012/wordml" xmlns:w16cex="http://schemas.microsoft.com/office/word/2018/wordml/cex" xmlns:w16cid="http://schemas.microsoft.com/office/word/2016/wordml/cid" xmlns:w16="http://schemas.microsoft.com/office/word/2018/wordml" xmlns:w16sdtdh="http://schemas.microsoft.com/office/word/2020/wordml/sdtdatahash" xmlns:w16se="http://schemas.microsoft.com/office/word/2015/wordml/symex" xmlns:wpg="http://schemas.microsoft.com/office/word/2010/wordprocessingGroup" xmlns:wpi="http://schemas.microsoft.com/office/word/2010/wordprocessingInk" xmlns:wne="http://schemas.microsoft.com/office/word/2006/wordml" xmlns:wps="http://schemas.microsoft.com/office/word/2010/wordprocessingShape" mc:Ignorable="w14 w15 w16se w16cid w16 w16cex w16sdtdh wp14">
+<w:numbering xmlns:wpc="http://schemas.microsoft.com/office/word/2010/wordprocessingCanvas" xmlns:cx="http://schemas.microsoft.com/office/drawing/2014/chartex" xmlns:cx1="http://schemas.microsoft.com/office/drawing/2015/9/8/chartex" xmlns:cx2="http://schemas.microsoft.com/office/drawing/2015/10/21/chartex" xmlns:cx3="http://schemas.microsoft.com/office/drawing/2016/5/9/chartex" xmlns:cx4="http://schemas.microsoft.com/office/drawing/2016/5/10/chartex" xmlns:cx5="http://schemas.microsoft.com/office/drawing/2016/5/11/chartex" xmlns:cx6="http://schemas.microsoft.com/office/drawing/2016/5/12/chartex" xmlns:cx7="http://schemas.microsoft.com/office/drawing/2016/5/13/chartex" xmlns:cx8="http://schemas.microsoft.com/office/drawing/2016/5/14/chartex" xmlns:mc="http://schemas.openxmlformats.org/markup-compatibility/2006" xmlns:aink="http://schemas.microsoft.com/office/drawing/2016/ink" xmlns:am3d="http://schemas.microsoft.com/office/drawing/2017/model3d" xmlns:o="urn:schemas-microsoft-com:office:office" xmlns:oel="http://schemas.microsoft.com/office/2019/extlst" xmlns:r="http://schemas.openxmlformats.org/officeDocument/2006/relationships" xmlns:m="http://schemas.openxmlformats.org/officeDocument/2006/math" xmlns:v="urn:schemas-microsoft-com:vml" xmlns:wp14="http://schemas.microsoft.com/office/word/2010/wordprocessingDrawing" xmlns:wp="http://schemas.openxmlformats.org/drawingml/2006/wordprocessingDrawing" xmlns:w10="urn:schemas-microsoft-com:office:word" xmlns:w="http://schemas.openxmlformats.org/wordprocessingml/2006/main" xmlns:w14="http://schemas.microsoft.com/office/word/2010/wordml" xmlns:w15="http://schemas.microsoft.com/office/word/2012/wordml" xmlns:w16cex="http://schemas.microsoft.com/office/word/2018/wordml/cex" xmlns:w16cid="http://schemas.microsoft.com/office/word/2016/wordml/cid" xmlns:w16="http://schemas.microsoft.com/office/word/2018/wordml" xmlns:w16du="http://schemas.microsoft.com/office/word/2023/wordml/word16du" xmlns:w16sdtdh="http://schemas.microsoft.com/office/word/2020/wordml/sdtdatahash" xmlns:w16sdtfl="http://schemas.microsoft.com/office/word/2024/wordml/sdtformatlock" xmlns:w16se="http://schemas.microsoft.com/office/word/2015/wordml/symex" xmlns:wpg="http://schemas.microsoft.com/office/word/2010/wordprocessingGroup" xmlns:wpi="http://schemas.microsoft.com/office/word/2010/wordprocessingInk" xmlns:wne="http://schemas.microsoft.com/office/word/2006/wordml" xmlns:wps="http://schemas.microsoft.com/office/word/2010/wordprocessingShape" mc:Ignorable="w14 w15 w16se w16cid w16 w16cex w16sdtdh w16sdtfl w16du wp14">
   <w:abstractNum w:abstractNumId="0" w15:restartNumberingAfterBreak="0">
     <w:nsid w:val="0B915FC7"/>
     <w:multiLevelType w:val="multilevel"/>
@@ -8206,7 +8485,7 @@
 </file>
 
 <file path=word/styles.xml><?xml version="1.0" encoding="utf-8"?>
-<w:styles xmlns:mc="http://schemas.openxmlformats.org/markup-compatibility/2006" xmlns:r="http://schemas.openxmlformats.org/officeDocument/2006/relationships" xmlns:w="http://schemas.openxmlformats.org/wordprocessingml/2006/main" xmlns:w14="http://schemas.microsoft.com/office/word/2010/wordml" xmlns:w15="http://schemas.microsoft.com/office/word/2012/wordml" xmlns:w16cex="http://schemas.microsoft.com/office/word/2018/wordml/cex" xmlns:w16cid="http://schemas.microsoft.com/office/word/2016/wordml/cid" xmlns:w16="http://schemas.microsoft.com/office/word/2018/wordml" xmlns:w16sdtdh="http://schemas.microsoft.com/office/word/2020/wordml/sdtdatahash" xmlns:w16se="http://schemas.microsoft.com/office/word/2015/wordml/symex" mc:Ignorable="w14 w15 w16se w16cid w16 w16cex w16sdtdh">
+<w:styles xmlns:mc="http://schemas.openxmlformats.org/markup-compatibility/2006" xmlns:r="http://schemas.openxmlformats.org/officeDocument/2006/relationships" xmlns:w="http://schemas.openxmlformats.org/wordprocessingml/2006/main" xmlns:w14="http://schemas.microsoft.com/office/word/2010/wordml" xmlns:w15="http://schemas.microsoft.com/office/word/2012/wordml" xmlns:w16cex="http://schemas.microsoft.com/office/word/2018/wordml/cex" xmlns:w16cid="http://schemas.microsoft.com/office/word/2016/wordml/cid" xmlns:w16="http://schemas.microsoft.com/office/word/2018/wordml" xmlns:w16du="http://schemas.microsoft.com/office/word/2023/wordml/word16du" xmlns:w16sdtdh="http://schemas.microsoft.com/office/word/2020/wordml/sdtdatahash" xmlns:w16sdtfl="http://schemas.microsoft.com/office/word/2024/wordml/sdtformatlock" xmlns:w16se="http://schemas.microsoft.com/office/word/2015/wordml/symex" mc:Ignorable="w14 w15 w16se w16cid w16 w16cex w16sdtdh w16sdtfl w16du">
   <w:docDefaults>
     <w:rPrDefault>
       <w:rPr>
